--- a/2 - TrueNAS .docx
+++ b/2 - TrueNAS .docx
@@ -2527,15 +2527,7 @@
         <w:spacing w:before="50" w:after="50"/>
       </w:pPr>
       <w:r>
-        <w:t>Pays/</w:t>
-      </w:r>
-      <w:proofErr w:type="spellStart"/>
-      <w:r>
-        <w:t>timezone</w:t>
-      </w:r>
-      <w:proofErr w:type="spellEnd"/>
-      <w:r>
-        <w:t xml:space="preserve"> → France, Europe/Paris</w:t>
+        <w:t>Pays/timezone → France, Europe/Paris</w:t>
       </w:r>
     </w:p>
     <w:p>
@@ -2548,13 +2540,8 @@
         <w:spacing w:before="50" w:after="50"/>
       </w:pPr>
       <w:r>
-        <w:t xml:space="preserve">Mot de passe root + </w:t>
-      </w:r>
-      <w:proofErr w:type="gramStart"/>
-      <w:r>
-        <w:t>email</w:t>
-      </w:r>
-      <w:proofErr w:type="gramEnd"/>
+        <w:t>Mot de passe root + email</w:t>
+      </w:r>
     </w:p>
     <w:p>
       <w:pPr>
@@ -2625,15 +2612,7 @@
       </w:pPr>
       <w:bookmarkStart w:id="6" w:name="_Toc228539182"/>
       <w:r>
-        <w:t>1.5 Commandes utiles (</w:t>
-      </w:r>
-      <w:proofErr w:type="spellStart"/>
-      <w:r>
-        <w:t>shell</w:t>
-      </w:r>
-      <w:proofErr w:type="spellEnd"/>
-      <w:r>
-        <w:t xml:space="preserve"> Proxmox)</w:t>
+        <w:t>1.5 Commandes utiles (shell Proxmox)</w:t>
       </w:r>
       <w:bookmarkEnd w:id="6"/>
     </w:p>
@@ -2659,12 +2638,6 @@
         <w:gridCol w:w="5826"/>
       </w:tblGrid>
       <w:tr>
-        <w:tblPrEx>
-          <w:tblCellMar>
-            <w:top w:w="0" w:type="dxa"/>
-            <w:bottom w:w="0" w:type="dxa"/>
-          </w:tblCellMar>
-        </w:tblPrEx>
         <w:tc>
           <w:tcPr>
             <w:tcW w:w="3200" w:type="dxa"/>
@@ -2727,12 +2700,6 @@
         </w:tc>
       </w:tr>
       <w:tr>
-        <w:tblPrEx>
-          <w:tblCellMar>
-            <w:top w:w="0" w:type="dxa"/>
-            <w:bottom w:w="0" w:type="dxa"/>
-          </w:tblCellMar>
-        </w:tblPrEx>
         <w:tc>
           <w:tcPr>
             <w:tcW w:w="3200" w:type="dxa"/>
@@ -2751,8 +2718,6 @@
             </w:tcMar>
           </w:tcPr>
           <w:p>
-            <w:proofErr w:type="spellStart"/>
-            <w:proofErr w:type="gramStart"/>
             <w:r>
               <w:rPr>
                 <w:rFonts w:ascii="Courier New" w:eastAsia="Courier New" w:hAnsi="Courier New" w:cs="Courier New"/>
@@ -2761,8 +2726,6 @@
               </w:rPr>
               <w:t>pveversion</w:t>
             </w:r>
-            <w:proofErr w:type="spellEnd"/>
-            <w:proofErr w:type="gramEnd"/>
           </w:p>
         </w:tc>
         <w:tc>
@@ -2793,12 +2756,6 @@
         </w:tc>
       </w:tr>
       <w:tr>
-        <w:tblPrEx>
-          <w:tblCellMar>
-            <w:top w:w="0" w:type="dxa"/>
-            <w:bottom w:w="0" w:type="dxa"/>
-          </w:tblCellMar>
-        </w:tblPrEx>
         <w:tc>
           <w:tcPr>
             <w:tcW w:w="3200" w:type="dxa"/>
@@ -2817,36 +2774,126 @@
             </w:tcMar>
           </w:tcPr>
           <w:p>
-            <w:proofErr w:type="spellStart"/>
-            <w:proofErr w:type="gramStart"/>
             <w:r>
               <w:rPr>
                 <w:rFonts w:ascii="Courier New" w:eastAsia="Courier New" w:hAnsi="Courier New" w:cs="Courier New"/>
                 <w:sz w:val="19"/>
                 <w:szCs w:val="19"/>
               </w:rPr>
-              <w:t>qm</w:t>
-            </w:r>
-            <w:proofErr w:type="spellEnd"/>
-            <w:proofErr w:type="gramEnd"/>
+              <w:t>qm list</w:t>
+            </w:r>
+          </w:p>
+        </w:tc>
+        <w:tc>
+          <w:tcPr>
+            <w:tcW w:w="5826" w:type="dxa"/>
+            <w:tcBorders>
+              <w:top w:val="single" w:sz="1" w:space="0" w:color="CCCCCC"/>
+              <w:left w:val="single" w:sz="1" w:space="0" w:color="CCCCCC"/>
+              <w:bottom w:val="single" w:sz="1" w:space="0" w:color="CCCCCC"/>
+              <w:right w:val="single" w:sz="1" w:space="0" w:color="CCCCCC"/>
+            </w:tcBorders>
+            <w:tcMar>
+              <w:top w:w="70" w:type="dxa"/>
+              <w:left w:w="120" w:type="dxa"/>
+              <w:bottom w:w="70" w:type="dxa"/>
+              <w:right w:w="120" w:type="dxa"/>
+            </w:tcMar>
+          </w:tcPr>
+          <w:p>
+            <w:r>
+              <w:rPr>
+                <w:sz w:val="20"/>
+                <w:szCs w:val="20"/>
+              </w:rPr>
+              <w:t>Lister les VMs</w:t>
+            </w:r>
+          </w:p>
+        </w:tc>
+      </w:tr>
+      <w:tr>
+        <w:tc>
+          <w:tcPr>
+            <w:tcW w:w="3200" w:type="dxa"/>
+            <w:tcBorders>
+              <w:top w:val="single" w:sz="1" w:space="0" w:color="CCCCCC"/>
+              <w:left w:val="single" w:sz="1" w:space="0" w:color="CCCCCC"/>
+              <w:bottom w:val="single" w:sz="1" w:space="0" w:color="CCCCCC"/>
+              <w:right w:val="single" w:sz="1" w:space="0" w:color="CCCCCC"/>
+            </w:tcBorders>
+            <w:shd w:val="clear" w:color="auto" w:fill="F5F5F5"/>
+            <w:tcMar>
+              <w:top w:w="70" w:type="dxa"/>
+              <w:left w:w="120" w:type="dxa"/>
+              <w:bottom w:w="70" w:type="dxa"/>
+              <w:right w:w="120" w:type="dxa"/>
+            </w:tcMar>
+          </w:tcPr>
+          <w:p>
             <w:r>
               <w:rPr>
                 <w:rFonts w:ascii="Courier New" w:eastAsia="Courier New" w:hAnsi="Courier New" w:cs="Courier New"/>
                 <w:sz w:val="19"/>
                 <w:szCs w:val="19"/>
               </w:rPr>
-              <w:t xml:space="preserve"> </w:t>
-            </w:r>
-            <w:proofErr w:type="spellStart"/>
+              <w:t>pct list</w:t>
+            </w:r>
+          </w:p>
+        </w:tc>
+        <w:tc>
+          <w:tcPr>
+            <w:tcW w:w="5826" w:type="dxa"/>
+            <w:tcBorders>
+              <w:top w:val="single" w:sz="1" w:space="0" w:color="CCCCCC"/>
+              <w:left w:val="single" w:sz="1" w:space="0" w:color="CCCCCC"/>
+              <w:bottom w:val="single" w:sz="1" w:space="0" w:color="CCCCCC"/>
+              <w:right w:val="single" w:sz="1" w:space="0" w:color="CCCCCC"/>
+            </w:tcBorders>
+            <w:tcMar>
+              <w:top w:w="70" w:type="dxa"/>
+              <w:left w:w="120" w:type="dxa"/>
+              <w:bottom w:w="70" w:type="dxa"/>
+              <w:right w:w="120" w:type="dxa"/>
+            </w:tcMar>
+          </w:tcPr>
+          <w:p>
+            <w:r>
+              <w:rPr>
+                <w:sz w:val="20"/>
+                <w:szCs w:val="20"/>
+              </w:rPr>
+              <w:t>Lister les LXC</w:t>
+            </w:r>
+          </w:p>
+        </w:tc>
+      </w:tr>
+      <w:tr>
+        <w:tc>
+          <w:tcPr>
+            <w:tcW w:w="3200" w:type="dxa"/>
+            <w:tcBorders>
+              <w:top w:val="single" w:sz="1" w:space="0" w:color="CCCCCC"/>
+              <w:left w:val="single" w:sz="1" w:space="0" w:color="CCCCCC"/>
+              <w:bottom w:val="single" w:sz="1" w:space="0" w:color="CCCCCC"/>
+              <w:right w:val="single" w:sz="1" w:space="0" w:color="CCCCCC"/>
+            </w:tcBorders>
+            <w:shd w:val="clear" w:color="auto" w:fill="F5F5F5"/>
+            <w:tcMar>
+              <w:top w:w="70" w:type="dxa"/>
+              <w:left w:w="120" w:type="dxa"/>
+              <w:bottom w:w="70" w:type="dxa"/>
+              <w:right w:w="120" w:type="dxa"/>
+            </w:tcMar>
+          </w:tcPr>
+          <w:p>
             <w:r>
               <w:rPr>
                 <w:rFonts w:ascii="Courier New" w:eastAsia="Courier New" w:hAnsi="Courier New" w:cs="Courier New"/>
                 <w:sz w:val="19"/>
                 <w:szCs w:val="19"/>
               </w:rPr>
-              <w:t>list</w:t>
-            </w:r>
-            <w:proofErr w:type="spellEnd"/>
+              <w:t>lsblk</w:t>
+            </w:r>
           </w:p>
         </w:tc>
         <w:tc>
@@ -2871,18 +2918,12 @@
                 <w:sz w:val="20"/>
                 <w:szCs w:val="20"/>
               </w:rPr>
-              <w:t>Lister les VMs</w:t>
+              <w:t>Voir tous les disques</w:t>
             </w:r>
           </w:p>
         </w:tc>
       </w:tr>
       <w:tr>
-        <w:tblPrEx>
-          <w:tblCellMar>
-            <w:top w:w="0" w:type="dxa"/>
-            <w:bottom w:w="0" w:type="dxa"/>
-          </w:tblCellMar>
-        </w:tblPrEx>
         <w:tc>
           <w:tcPr>
             <w:tcW w:w="3200" w:type="dxa"/>
@@ -2901,364 +2942,125 @@
             </w:tcMar>
           </w:tcPr>
           <w:p>
-            <w:proofErr w:type="spellStart"/>
-            <w:proofErr w:type="gramStart"/>
             <w:r>
               <w:rPr>
                 <w:rFonts w:ascii="Courier New" w:eastAsia="Courier New" w:hAnsi="Courier New" w:cs="Courier New"/>
                 <w:sz w:val="19"/>
                 <w:szCs w:val="19"/>
               </w:rPr>
-              <w:t>pct</w:t>
-            </w:r>
-            <w:proofErr w:type="spellEnd"/>
-            <w:proofErr w:type="gramEnd"/>
+              <w:t>ls -la /dev/disk/by-id/ | grep -v part</w:t>
+            </w:r>
+          </w:p>
+        </w:tc>
+        <w:tc>
+          <w:tcPr>
+            <w:tcW w:w="5826" w:type="dxa"/>
+            <w:tcBorders>
+              <w:top w:val="single" w:sz="1" w:space="0" w:color="CCCCCC"/>
+              <w:left w:val="single" w:sz="1" w:space="0" w:color="CCCCCC"/>
+              <w:bottom w:val="single" w:sz="1" w:space="0" w:color="CCCCCC"/>
+              <w:right w:val="single" w:sz="1" w:space="0" w:color="CCCCCC"/>
+            </w:tcBorders>
+            <w:tcMar>
+              <w:top w:w="70" w:type="dxa"/>
+              <w:left w:w="120" w:type="dxa"/>
+              <w:bottom w:w="70" w:type="dxa"/>
+              <w:right w:w="120" w:type="dxa"/>
+            </w:tcMar>
+          </w:tcPr>
+          <w:p>
+            <w:r>
+              <w:rPr>
+                <w:sz w:val="20"/>
+                <w:szCs w:val="20"/>
+              </w:rPr>
+              <w:t>Identifier les disques par ID (pour passthrough)</w:t>
+            </w:r>
+          </w:p>
+        </w:tc>
+      </w:tr>
+      <w:tr>
+        <w:tc>
+          <w:tcPr>
+            <w:tcW w:w="3200" w:type="dxa"/>
+            <w:tcBorders>
+              <w:top w:val="single" w:sz="1" w:space="0" w:color="CCCCCC"/>
+              <w:left w:val="single" w:sz="1" w:space="0" w:color="CCCCCC"/>
+              <w:bottom w:val="single" w:sz="1" w:space="0" w:color="CCCCCC"/>
+              <w:right w:val="single" w:sz="1" w:space="0" w:color="CCCCCC"/>
+            </w:tcBorders>
+            <w:shd w:val="clear" w:color="auto" w:fill="F5F5F5"/>
+            <w:tcMar>
+              <w:top w:w="70" w:type="dxa"/>
+              <w:left w:w="120" w:type="dxa"/>
+              <w:bottom w:w="70" w:type="dxa"/>
+              <w:right w:w="120" w:type="dxa"/>
+            </w:tcMar>
+          </w:tcPr>
+          <w:p>
             <w:r>
               <w:rPr>
                 <w:rFonts w:ascii="Courier New" w:eastAsia="Courier New" w:hAnsi="Courier New" w:cs="Courier New"/>
                 <w:sz w:val="19"/>
                 <w:szCs w:val="19"/>
               </w:rPr>
-              <w:t xml:space="preserve"> </w:t>
-            </w:r>
-            <w:proofErr w:type="spellStart"/>
+              <w:t>ip a</w:t>
+            </w:r>
+          </w:p>
+        </w:tc>
+        <w:tc>
+          <w:tcPr>
+            <w:tcW w:w="5826" w:type="dxa"/>
+            <w:tcBorders>
+              <w:top w:val="single" w:sz="1" w:space="0" w:color="CCCCCC"/>
+              <w:left w:val="single" w:sz="1" w:space="0" w:color="CCCCCC"/>
+              <w:bottom w:val="single" w:sz="1" w:space="0" w:color="CCCCCC"/>
+              <w:right w:val="single" w:sz="1" w:space="0" w:color="CCCCCC"/>
+            </w:tcBorders>
+            <w:tcMar>
+              <w:top w:w="70" w:type="dxa"/>
+              <w:left w:w="120" w:type="dxa"/>
+              <w:bottom w:w="70" w:type="dxa"/>
+              <w:right w:w="120" w:type="dxa"/>
+            </w:tcMar>
+          </w:tcPr>
+          <w:p>
+            <w:r>
+              <w:rPr>
+                <w:sz w:val="20"/>
+                <w:szCs w:val="20"/>
+              </w:rPr>
+              <w:t>Voir les IPs</w:t>
+            </w:r>
+          </w:p>
+        </w:tc>
+      </w:tr>
+      <w:tr>
+        <w:tc>
+          <w:tcPr>
+            <w:tcW w:w="3200" w:type="dxa"/>
+            <w:tcBorders>
+              <w:top w:val="single" w:sz="1" w:space="0" w:color="CCCCCC"/>
+              <w:left w:val="single" w:sz="1" w:space="0" w:color="CCCCCC"/>
+              <w:bottom w:val="single" w:sz="1" w:space="0" w:color="CCCCCC"/>
+              <w:right w:val="single" w:sz="1" w:space="0" w:color="CCCCCC"/>
+            </w:tcBorders>
+            <w:shd w:val="clear" w:color="auto" w:fill="F5F5F5"/>
+            <w:tcMar>
+              <w:top w:w="70" w:type="dxa"/>
+              <w:left w:w="120" w:type="dxa"/>
+              <w:bottom w:w="70" w:type="dxa"/>
+              <w:right w:w="120" w:type="dxa"/>
+            </w:tcMar>
+          </w:tcPr>
+          <w:p>
             <w:r>
               <w:rPr>
                 <w:rFonts w:ascii="Courier New" w:eastAsia="Courier New" w:hAnsi="Courier New" w:cs="Courier New"/>
                 <w:sz w:val="19"/>
                 <w:szCs w:val="19"/>
               </w:rPr>
-              <w:t>list</w:t>
-            </w:r>
-            <w:proofErr w:type="spellEnd"/>
-          </w:p>
-        </w:tc>
-        <w:tc>
-          <w:tcPr>
-            <w:tcW w:w="5826" w:type="dxa"/>
-            <w:tcBorders>
-              <w:top w:val="single" w:sz="1" w:space="0" w:color="CCCCCC"/>
-              <w:left w:val="single" w:sz="1" w:space="0" w:color="CCCCCC"/>
-              <w:bottom w:val="single" w:sz="1" w:space="0" w:color="CCCCCC"/>
-              <w:right w:val="single" w:sz="1" w:space="0" w:color="CCCCCC"/>
-            </w:tcBorders>
-            <w:tcMar>
-              <w:top w:w="70" w:type="dxa"/>
-              <w:left w:w="120" w:type="dxa"/>
-              <w:bottom w:w="70" w:type="dxa"/>
-              <w:right w:w="120" w:type="dxa"/>
-            </w:tcMar>
-          </w:tcPr>
-          <w:p>
-            <w:r>
-              <w:rPr>
-                <w:sz w:val="20"/>
-                <w:szCs w:val="20"/>
-              </w:rPr>
-              <w:t>Lister les LXC</w:t>
-            </w:r>
-          </w:p>
-        </w:tc>
-      </w:tr>
-      <w:tr>
-        <w:tblPrEx>
-          <w:tblCellMar>
-            <w:top w:w="0" w:type="dxa"/>
-            <w:bottom w:w="0" w:type="dxa"/>
-          </w:tblCellMar>
-        </w:tblPrEx>
-        <w:tc>
-          <w:tcPr>
-            <w:tcW w:w="3200" w:type="dxa"/>
-            <w:tcBorders>
-              <w:top w:val="single" w:sz="1" w:space="0" w:color="CCCCCC"/>
-              <w:left w:val="single" w:sz="1" w:space="0" w:color="CCCCCC"/>
-              <w:bottom w:val="single" w:sz="1" w:space="0" w:color="CCCCCC"/>
-              <w:right w:val="single" w:sz="1" w:space="0" w:color="CCCCCC"/>
-            </w:tcBorders>
-            <w:shd w:val="clear" w:color="auto" w:fill="F5F5F5"/>
-            <w:tcMar>
-              <w:top w:w="70" w:type="dxa"/>
-              <w:left w:w="120" w:type="dxa"/>
-              <w:bottom w:w="70" w:type="dxa"/>
-              <w:right w:w="120" w:type="dxa"/>
-            </w:tcMar>
-          </w:tcPr>
-          <w:p>
-            <w:proofErr w:type="spellStart"/>
-            <w:proofErr w:type="gramStart"/>
-            <w:r>
-              <w:rPr>
-                <w:rFonts w:ascii="Courier New" w:eastAsia="Courier New" w:hAnsi="Courier New" w:cs="Courier New"/>
-                <w:sz w:val="19"/>
-                <w:szCs w:val="19"/>
-              </w:rPr>
-              <w:t>lsblk</w:t>
-            </w:r>
-            <w:proofErr w:type="spellEnd"/>
-            <w:proofErr w:type="gramEnd"/>
-          </w:p>
-        </w:tc>
-        <w:tc>
-          <w:tcPr>
-            <w:tcW w:w="5826" w:type="dxa"/>
-            <w:tcBorders>
-              <w:top w:val="single" w:sz="1" w:space="0" w:color="CCCCCC"/>
-              <w:left w:val="single" w:sz="1" w:space="0" w:color="CCCCCC"/>
-              <w:bottom w:val="single" w:sz="1" w:space="0" w:color="CCCCCC"/>
-              <w:right w:val="single" w:sz="1" w:space="0" w:color="CCCCCC"/>
-            </w:tcBorders>
-            <w:tcMar>
-              <w:top w:w="70" w:type="dxa"/>
-              <w:left w:w="120" w:type="dxa"/>
-              <w:bottom w:w="70" w:type="dxa"/>
-              <w:right w:w="120" w:type="dxa"/>
-            </w:tcMar>
-          </w:tcPr>
-          <w:p>
-            <w:r>
-              <w:rPr>
-                <w:sz w:val="20"/>
-                <w:szCs w:val="20"/>
-              </w:rPr>
-              <w:t>Voir tous les disques</w:t>
-            </w:r>
-          </w:p>
-        </w:tc>
-      </w:tr>
-      <w:tr>
-        <w:tblPrEx>
-          <w:tblCellMar>
-            <w:top w:w="0" w:type="dxa"/>
-            <w:bottom w:w="0" w:type="dxa"/>
-          </w:tblCellMar>
-        </w:tblPrEx>
-        <w:tc>
-          <w:tcPr>
-            <w:tcW w:w="3200" w:type="dxa"/>
-            <w:tcBorders>
-              <w:top w:val="single" w:sz="1" w:space="0" w:color="CCCCCC"/>
-              <w:left w:val="single" w:sz="1" w:space="0" w:color="CCCCCC"/>
-              <w:bottom w:val="single" w:sz="1" w:space="0" w:color="CCCCCC"/>
-              <w:right w:val="single" w:sz="1" w:space="0" w:color="CCCCCC"/>
-            </w:tcBorders>
-            <w:shd w:val="clear" w:color="auto" w:fill="F5F5F5"/>
-            <w:tcMar>
-              <w:top w:w="70" w:type="dxa"/>
-              <w:left w:w="120" w:type="dxa"/>
-              <w:bottom w:w="70" w:type="dxa"/>
-              <w:right w:w="120" w:type="dxa"/>
-            </w:tcMar>
-          </w:tcPr>
-          <w:p>
-            <w:proofErr w:type="gramStart"/>
-            <w:r>
-              <w:rPr>
-                <w:rFonts w:ascii="Courier New" w:eastAsia="Courier New" w:hAnsi="Courier New" w:cs="Courier New"/>
-                <w:sz w:val="19"/>
-                <w:szCs w:val="19"/>
-              </w:rPr>
-              <w:t>ls</w:t>
-            </w:r>
-            <w:proofErr w:type="gramEnd"/>
-            <w:r>
-              <w:rPr>
-                <w:rFonts w:ascii="Courier New" w:eastAsia="Courier New" w:hAnsi="Courier New" w:cs="Courier New"/>
-                <w:sz w:val="19"/>
-                <w:szCs w:val="19"/>
-              </w:rPr>
-              <w:t xml:space="preserve"> -la /dev/</w:t>
-            </w:r>
-            <w:proofErr w:type="spellStart"/>
-            <w:r>
-              <w:rPr>
-                <w:rFonts w:ascii="Courier New" w:eastAsia="Courier New" w:hAnsi="Courier New" w:cs="Courier New"/>
-                <w:sz w:val="19"/>
-                <w:szCs w:val="19"/>
-              </w:rPr>
-              <w:t>disk</w:t>
-            </w:r>
-            <w:proofErr w:type="spellEnd"/>
-            <w:r>
-              <w:rPr>
-                <w:rFonts w:ascii="Courier New" w:eastAsia="Courier New" w:hAnsi="Courier New" w:cs="Courier New"/>
-                <w:sz w:val="19"/>
-                <w:szCs w:val="19"/>
-              </w:rPr>
-              <w:t xml:space="preserve">/by-id/ | </w:t>
-            </w:r>
-            <w:proofErr w:type="spellStart"/>
-            <w:r>
-              <w:rPr>
-                <w:rFonts w:ascii="Courier New" w:eastAsia="Courier New" w:hAnsi="Courier New" w:cs="Courier New"/>
-                <w:sz w:val="19"/>
-                <w:szCs w:val="19"/>
-              </w:rPr>
-              <w:t>grep</w:t>
-            </w:r>
-            <w:proofErr w:type="spellEnd"/>
-            <w:r>
-              <w:rPr>
-                <w:rFonts w:ascii="Courier New" w:eastAsia="Courier New" w:hAnsi="Courier New" w:cs="Courier New"/>
-                <w:sz w:val="19"/>
-                <w:szCs w:val="19"/>
-              </w:rPr>
-              <w:t xml:space="preserve"> -v part</w:t>
-            </w:r>
-          </w:p>
-        </w:tc>
-        <w:tc>
-          <w:tcPr>
-            <w:tcW w:w="5826" w:type="dxa"/>
-            <w:tcBorders>
-              <w:top w:val="single" w:sz="1" w:space="0" w:color="CCCCCC"/>
-              <w:left w:val="single" w:sz="1" w:space="0" w:color="CCCCCC"/>
-              <w:bottom w:val="single" w:sz="1" w:space="0" w:color="CCCCCC"/>
-              <w:right w:val="single" w:sz="1" w:space="0" w:color="CCCCCC"/>
-            </w:tcBorders>
-            <w:tcMar>
-              <w:top w:w="70" w:type="dxa"/>
-              <w:left w:w="120" w:type="dxa"/>
-              <w:bottom w:w="70" w:type="dxa"/>
-              <w:right w:w="120" w:type="dxa"/>
-            </w:tcMar>
-          </w:tcPr>
-          <w:p>
-            <w:r>
-              <w:rPr>
-                <w:sz w:val="20"/>
-                <w:szCs w:val="20"/>
-              </w:rPr>
-              <w:t>Identifier les disques par ID (pour passthrough)</w:t>
-            </w:r>
-          </w:p>
-        </w:tc>
-      </w:tr>
-      <w:tr>
-        <w:tblPrEx>
-          <w:tblCellMar>
-            <w:top w:w="0" w:type="dxa"/>
-            <w:bottom w:w="0" w:type="dxa"/>
-          </w:tblCellMar>
-        </w:tblPrEx>
-        <w:tc>
-          <w:tcPr>
-            <w:tcW w:w="3200" w:type="dxa"/>
-            <w:tcBorders>
-              <w:top w:val="single" w:sz="1" w:space="0" w:color="CCCCCC"/>
-              <w:left w:val="single" w:sz="1" w:space="0" w:color="CCCCCC"/>
-              <w:bottom w:val="single" w:sz="1" w:space="0" w:color="CCCCCC"/>
-              <w:right w:val="single" w:sz="1" w:space="0" w:color="CCCCCC"/>
-            </w:tcBorders>
-            <w:shd w:val="clear" w:color="auto" w:fill="F5F5F5"/>
-            <w:tcMar>
-              <w:top w:w="70" w:type="dxa"/>
-              <w:left w:w="120" w:type="dxa"/>
-              <w:bottom w:w="70" w:type="dxa"/>
-              <w:right w:w="120" w:type="dxa"/>
-            </w:tcMar>
-          </w:tcPr>
-          <w:p>
-            <w:proofErr w:type="spellStart"/>
-            <w:proofErr w:type="gramStart"/>
-            <w:r>
-              <w:rPr>
-                <w:rFonts w:ascii="Courier New" w:eastAsia="Courier New" w:hAnsi="Courier New" w:cs="Courier New"/>
-                <w:sz w:val="19"/>
-                <w:szCs w:val="19"/>
-              </w:rPr>
-              <w:t>ip</w:t>
-            </w:r>
-            <w:proofErr w:type="spellEnd"/>
-            <w:proofErr w:type="gramEnd"/>
-            <w:r>
-              <w:rPr>
-                <w:rFonts w:ascii="Courier New" w:eastAsia="Courier New" w:hAnsi="Courier New" w:cs="Courier New"/>
-                <w:sz w:val="19"/>
-                <w:szCs w:val="19"/>
-              </w:rPr>
-              <w:t xml:space="preserve"> a</w:t>
-            </w:r>
-          </w:p>
-        </w:tc>
-        <w:tc>
-          <w:tcPr>
-            <w:tcW w:w="5826" w:type="dxa"/>
-            <w:tcBorders>
-              <w:top w:val="single" w:sz="1" w:space="0" w:color="CCCCCC"/>
-              <w:left w:val="single" w:sz="1" w:space="0" w:color="CCCCCC"/>
-              <w:bottom w:val="single" w:sz="1" w:space="0" w:color="CCCCCC"/>
-              <w:right w:val="single" w:sz="1" w:space="0" w:color="CCCCCC"/>
-            </w:tcBorders>
-            <w:tcMar>
-              <w:top w:w="70" w:type="dxa"/>
-              <w:left w:w="120" w:type="dxa"/>
-              <w:bottom w:w="70" w:type="dxa"/>
-              <w:right w:w="120" w:type="dxa"/>
-            </w:tcMar>
-          </w:tcPr>
-          <w:p>
-            <w:r>
-              <w:rPr>
-                <w:sz w:val="20"/>
-                <w:szCs w:val="20"/>
-              </w:rPr>
-              <w:t xml:space="preserve">Voir les </w:t>
-            </w:r>
-            <w:proofErr w:type="spellStart"/>
-            <w:r>
-              <w:rPr>
-                <w:sz w:val="20"/>
-                <w:szCs w:val="20"/>
-              </w:rPr>
-              <w:t>IPs</w:t>
-            </w:r>
-            <w:proofErr w:type="spellEnd"/>
-          </w:p>
-        </w:tc>
-      </w:tr>
-      <w:tr>
-        <w:tblPrEx>
-          <w:tblCellMar>
-            <w:top w:w="0" w:type="dxa"/>
-            <w:bottom w:w="0" w:type="dxa"/>
-          </w:tblCellMar>
-        </w:tblPrEx>
-        <w:tc>
-          <w:tcPr>
-            <w:tcW w:w="3200" w:type="dxa"/>
-            <w:tcBorders>
-              <w:top w:val="single" w:sz="1" w:space="0" w:color="CCCCCC"/>
-              <w:left w:val="single" w:sz="1" w:space="0" w:color="CCCCCC"/>
-              <w:bottom w:val="single" w:sz="1" w:space="0" w:color="CCCCCC"/>
-              <w:right w:val="single" w:sz="1" w:space="0" w:color="CCCCCC"/>
-            </w:tcBorders>
-            <w:shd w:val="clear" w:color="auto" w:fill="F5F5F5"/>
-            <w:tcMar>
-              <w:top w:w="70" w:type="dxa"/>
-              <w:left w:w="120" w:type="dxa"/>
-              <w:bottom w:w="70" w:type="dxa"/>
-              <w:right w:w="120" w:type="dxa"/>
-            </w:tcMar>
-          </w:tcPr>
-          <w:p>
-            <w:proofErr w:type="gramStart"/>
-            <w:r>
-              <w:rPr>
-                <w:rFonts w:ascii="Courier New" w:eastAsia="Courier New" w:hAnsi="Courier New" w:cs="Courier New"/>
-                <w:sz w:val="19"/>
-                <w:szCs w:val="19"/>
-              </w:rPr>
-              <w:t>ping</w:t>
-            </w:r>
-            <w:proofErr w:type="gramEnd"/>
-            <w:r>
-              <w:rPr>
-                <w:rFonts w:ascii="Courier New" w:eastAsia="Courier New" w:hAnsi="Courier New" w:cs="Courier New"/>
-                <w:sz w:val="19"/>
-                <w:szCs w:val="19"/>
-              </w:rPr>
-              <w:t xml:space="preserve"> -c 4 google.com</w:t>
+              <w:t>ping -c 4 google.com</w:t>
             </w:r>
           </w:p>
         </w:tc>
@@ -3338,12 +3140,6 @@
         <w:gridCol w:w="2226"/>
       </w:tblGrid>
       <w:tr>
-        <w:tblPrEx>
-          <w:tblCellMar>
-            <w:top w:w="0" w:type="dxa"/>
-            <w:bottom w:w="0" w:type="dxa"/>
-          </w:tblCellMar>
-        </w:tblPrEx>
         <w:tc>
           <w:tcPr>
             <w:tcW w:w="2400" w:type="dxa"/>
@@ -3466,12 +3262,6 @@
         </w:tc>
       </w:tr>
       <w:tr>
-        <w:tblPrEx>
-          <w:tblCellMar>
-            <w:top w:w="0" w:type="dxa"/>
-            <w:bottom w:w="0" w:type="dxa"/>
-          </w:tblCellMar>
-        </w:tblPrEx>
         <w:tc>
           <w:tcPr>
             <w:tcW w:w="2400" w:type="dxa"/>
@@ -3578,12 +3368,6 @@
         </w:tc>
       </w:tr>
       <w:tr>
-        <w:tblPrEx>
-          <w:tblCellMar>
-            <w:top w:w="0" w:type="dxa"/>
-            <w:bottom w:w="0" w:type="dxa"/>
-          </w:tblCellMar>
-        </w:tblPrEx>
         <w:tc>
           <w:tcPr>
             <w:tcW w:w="2400" w:type="dxa"/>
@@ -3690,12 +3474,6 @@
         </w:tc>
       </w:tr>
       <w:tr>
-        <w:tblPrEx>
-          <w:tblCellMar>
-            <w:top w:w="0" w:type="dxa"/>
-            <w:bottom w:w="0" w:type="dxa"/>
-          </w:tblCellMar>
-        </w:tblPrEx>
         <w:tc>
           <w:tcPr>
             <w:tcW w:w="2400" w:type="dxa"/>
@@ -3802,12 +3580,6 @@
         </w:tc>
       </w:tr>
       <w:tr>
-        <w:tblPrEx>
-          <w:tblCellMar>
-            <w:top w:w="0" w:type="dxa"/>
-            <w:bottom w:w="0" w:type="dxa"/>
-          </w:tblCellMar>
-        </w:tblPrEx>
         <w:tc>
           <w:tcPr>
             <w:tcW w:w="2400" w:type="dxa"/>
@@ -3950,7 +3722,6 @@
         <w:spacing w:before="60" w:after="60"/>
         <w:ind w:left="360"/>
       </w:pPr>
-      <w:proofErr w:type="gramStart"/>
       <w:r>
         <w:rPr>
           <w:rFonts w:ascii="Courier New" w:eastAsia="Courier New" w:hAnsi="Courier New" w:cs="Courier New"/>
@@ -3958,17 +3729,7 @@
           <w:sz w:val="19"/>
           <w:szCs w:val="19"/>
         </w:rPr>
-        <w:t>local</w:t>
-      </w:r>
-      <w:proofErr w:type="gramEnd"/>
-      <w:r>
-        <w:rPr>
-          <w:rFonts w:ascii="Courier New" w:eastAsia="Courier New" w:hAnsi="Courier New" w:cs="Courier New"/>
-          <w:color w:val="333333"/>
-          <w:sz w:val="19"/>
-          <w:szCs w:val="19"/>
-        </w:rPr>
-        <w:t xml:space="preserve"> → ISO Images → Upload</w:t>
+        <w:t>local → ISO Images → Upload</w:t>
       </w:r>
     </w:p>
     <w:p>
@@ -4011,12 +3772,6 @@
         <w:gridCol w:w="6026"/>
       </w:tblGrid>
       <w:tr>
-        <w:tblPrEx>
-          <w:tblCellMar>
-            <w:top w:w="0" w:type="dxa"/>
-            <w:bottom w:w="0" w:type="dxa"/>
-          </w:tblCellMar>
-        </w:tblPrEx>
         <w:tc>
           <w:tcPr>
             <w:tcW w:w="3000" w:type="dxa"/>
@@ -4075,12 +3830,6 @@
         </w:tc>
       </w:tr>
       <w:tr>
-        <w:tblPrEx>
-          <w:tblCellMar>
-            <w:top w:w="0" w:type="dxa"/>
-            <w:bottom w:w="0" w:type="dxa"/>
-          </w:tblCellMar>
-        </w:tblPrEx>
         <w:tc>
           <w:tcPr>
             <w:tcW w:w="3000" w:type="dxa"/>
@@ -4139,12 +3888,6 @@
         </w:tc>
       </w:tr>
       <w:tr>
-        <w:tblPrEx>
-          <w:tblCellMar>
-            <w:top w:w="0" w:type="dxa"/>
-            <w:bottom w:w="0" w:type="dxa"/>
-          </w:tblCellMar>
-        </w:tblPrEx>
         <w:tc>
           <w:tcPr>
             <w:tcW w:w="3000" w:type="dxa"/>
@@ -4203,12 +3946,6 @@
         </w:tc>
       </w:tr>
       <w:tr>
-        <w:tblPrEx>
-          <w:tblCellMar>
-            <w:top w:w="0" w:type="dxa"/>
-            <w:bottom w:w="0" w:type="dxa"/>
-          </w:tblCellMar>
-        </w:tblPrEx>
         <w:tc>
           <w:tcPr>
             <w:tcW w:w="3000" w:type="dxa"/>
@@ -4267,12 +4004,6 @@
         </w:tc>
       </w:tr>
       <w:tr>
-        <w:tblPrEx>
-          <w:tblCellMar>
-            <w:top w:w="0" w:type="dxa"/>
-            <w:bottom w:w="0" w:type="dxa"/>
-          </w:tblCellMar>
-        </w:tblPrEx>
         <w:tc>
           <w:tcPr>
             <w:tcW w:w="3000" w:type="dxa"/>
@@ -4331,12 +4062,6 @@
         </w:tc>
       </w:tr>
       <w:tr>
-        <w:tblPrEx>
-          <w:tblCellMar>
-            <w:top w:w="0" w:type="dxa"/>
-            <w:bottom w:w="0" w:type="dxa"/>
-          </w:tblCellMar>
-        </w:tblPrEx>
         <w:tc>
           <w:tcPr>
             <w:tcW w:w="3000" w:type="dxa"/>
@@ -4395,12 +4120,6 @@
         </w:tc>
       </w:tr>
       <w:tr>
-        <w:tblPrEx>
-          <w:tblCellMar>
-            <w:top w:w="0" w:type="dxa"/>
-            <w:bottom w:w="0" w:type="dxa"/>
-          </w:tblCellMar>
-        </w:tblPrEx>
         <w:tc>
           <w:tcPr>
             <w:tcW w:w="3000" w:type="dxa"/>
@@ -4474,15 +4193,7 @@
         <w:spacing w:before="80" w:after="80"/>
       </w:pPr>
       <w:r>
-        <w:t xml:space="preserve">Identifier le disque depuis le </w:t>
-      </w:r>
-      <w:proofErr w:type="spellStart"/>
-      <w:r>
-        <w:t>shell</w:t>
-      </w:r>
-      <w:proofErr w:type="spellEnd"/>
-      <w:r>
-        <w:t xml:space="preserve"> Proxmox :</w:t>
+        <w:t>Identifier le disque depuis le shell Proxmox :</w:t>
       </w:r>
     </w:p>
     <w:p>
@@ -4494,7 +4205,6 @@
         <w:spacing w:before="60" w:after="60"/>
         <w:ind w:left="360"/>
       </w:pPr>
-      <w:proofErr w:type="gramStart"/>
       <w:r>
         <w:rPr>
           <w:rFonts w:ascii="Courier New" w:eastAsia="Courier New" w:hAnsi="Courier New" w:cs="Courier New"/>
@@ -4502,57 +4212,7 @@
           <w:sz w:val="19"/>
           <w:szCs w:val="19"/>
         </w:rPr>
-        <w:t>ls</w:t>
-      </w:r>
-      <w:proofErr w:type="gramEnd"/>
-      <w:r>
-        <w:rPr>
-          <w:rFonts w:ascii="Courier New" w:eastAsia="Courier New" w:hAnsi="Courier New" w:cs="Courier New"/>
-          <w:color w:val="333333"/>
-          <w:sz w:val="19"/>
-          <w:szCs w:val="19"/>
-        </w:rPr>
-        <w:t xml:space="preserve"> -la /dev/</w:t>
-      </w:r>
-      <w:proofErr w:type="spellStart"/>
-      <w:r>
-        <w:rPr>
-          <w:rFonts w:ascii="Courier New" w:eastAsia="Courier New" w:hAnsi="Courier New" w:cs="Courier New"/>
-          <w:color w:val="333333"/>
-          <w:sz w:val="19"/>
-          <w:szCs w:val="19"/>
-        </w:rPr>
-        <w:t>disk</w:t>
-      </w:r>
-      <w:proofErr w:type="spellEnd"/>
-      <w:r>
-        <w:rPr>
-          <w:rFonts w:ascii="Courier New" w:eastAsia="Courier New" w:hAnsi="Courier New" w:cs="Courier New"/>
-          <w:color w:val="333333"/>
-          <w:sz w:val="19"/>
-          <w:szCs w:val="19"/>
-        </w:rPr>
-        <w:t xml:space="preserve">/by-id/ | </w:t>
-      </w:r>
-      <w:proofErr w:type="spellStart"/>
-      <w:r>
-        <w:rPr>
-          <w:rFonts w:ascii="Courier New" w:eastAsia="Courier New" w:hAnsi="Courier New" w:cs="Courier New"/>
-          <w:color w:val="333333"/>
-          <w:sz w:val="19"/>
-          <w:szCs w:val="19"/>
-        </w:rPr>
-        <w:t>grep</w:t>
-      </w:r>
-      <w:proofErr w:type="spellEnd"/>
-      <w:r>
-        <w:rPr>
-          <w:rFonts w:ascii="Courier New" w:eastAsia="Courier New" w:hAnsi="Courier New" w:cs="Courier New"/>
-          <w:color w:val="333333"/>
-          <w:sz w:val="19"/>
-          <w:szCs w:val="19"/>
-        </w:rPr>
-        <w:t xml:space="preserve"> -v part</w:t>
+        <w:t>ls -la /dev/disk/by-id/ | grep -v part</w:t>
       </w:r>
     </w:p>
     <w:p>
@@ -4575,7 +4235,6 @@
           <w:lang w:val="en-GB"/>
         </w:rPr>
       </w:pPr>
-      <w:proofErr w:type="spellStart"/>
       <w:r>
         <w:rPr>
           <w:rFonts w:ascii="Courier New" w:eastAsia="Courier New" w:hAnsi="Courier New" w:cs="Courier New"/>
@@ -4584,52 +4243,7 @@
           <w:szCs w:val="19"/>
           <w:lang w:val="en-GB"/>
         </w:rPr>
-        <w:t>qm</w:t>
-      </w:r>
-      <w:proofErr w:type="spellEnd"/>
-      <w:r>
-        <w:rPr>
-          <w:rFonts w:ascii="Courier New" w:eastAsia="Courier New" w:hAnsi="Courier New" w:cs="Courier New"/>
-          <w:color w:val="333333"/>
-          <w:sz w:val="19"/>
-          <w:szCs w:val="19"/>
-          <w:lang w:val="en-GB"/>
-        </w:rPr>
-        <w:t xml:space="preserve"> set VMID --scsi1 /dev/disk/by-id/</w:t>
-      </w:r>
-      <w:proofErr w:type="spellStart"/>
-      <w:r>
-        <w:rPr>
-          <w:rFonts w:ascii="Courier New" w:eastAsia="Courier New" w:hAnsi="Courier New" w:cs="Courier New"/>
-          <w:color w:val="333333"/>
-          <w:sz w:val="19"/>
-          <w:szCs w:val="19"/>
-          <w:lang w:val="en-GB"/>
-        </w:rPr>
-        <w:t>ata-VOTRE_DISQUE_</w:t>
-      </w:r>
-      <w:proofErr w:type="gramStart"/>
-      <w:r>
-        <w:rPr>
-          <w:rFonts w:ascii="Courier New" w:eastAsia="Courier New" w:hAnsi="Courier New" w:cs="Courier New"/>
-          <w:color w:val="333333"/>
-          <w:sz w:val="19"/>
-          <w:szCs w:val="19"/>
-          <w:lang w:val="en-GB"/>
-        </w:rPr>
-        <w:t>ID,serial</w:t>
-      </w:r>
-      <w:proofErr w:type="spellEnd"/>
-      <w:proofErr w:type="gramEnd"/>
-      <w:r>
-        <w:rPr>
-          <w:rFonts w:ascii="Courier New" w:eastAsia="Courier New" w:hAnsi="Courier New" w:cs="Courier New"/>
-          <w:color w:val="333333"/>
-          <w:sz w:val="19"/>
-          <w:szCs w:val="19"/>
-          <w:lang w:val="en-GB"/>
-        </w:rPr>
-        <w:t>=SERIAL_CUSTOM</w:t>
+        <w:t>qm set VMID --scsi1 /dev/disk/by-id/ata-VOTRE_DISQUE_ID,serial=SERIAL_CUSTOM</w:t>
       </w:r>
     </w:p>
     <w:p>
@@ -4645,21 +4259,7 @@
         <w:rPr>
           <w:color w:val="856404"/>
         </w:rPr>
-        <w:t>⚠</w:t>
-      </w:r>
-      <w:proofErr w:type="gramStart"/>
-      <w:r>
-        <w:rPr>
-          <w:color w:val="856404"/>
-        </w:rPr>
-        <w:t>️  Le</w:t>
-      </w:r>
-      <w:proofErr w:type="gramEnd"/>
-      <w:r>
-        <w:rPr>
-          <w:color w:val="856404"/>
-        </w:rPr>
-        <w:t xml:space="preserve"> serial= est obligatoire, sinon TrueNAS refuse de créer le pool.</w:t>
+        <w:t>⚠️  Le serial= est obligatoire, sinon TrueNAS refuse de créer le pool.</w:t>
       </w:r>
     </w:p>
     <w:p>
@@ -4677,15 +4277,7 @@
         <w:spacing w:before="80" w:after="80"/>
       </w:pPr>
       <w:r>
-        <w:t xml:space="preserve">Options → Boot </w:t>
-      </w:r>
-      <w:proofErr w:type="spellStart"/>
-      <w:r>
-        <w:t>Order</w:t>
-      </w:r>
-      <w:proofErr w:type="spellEnd"/>
-      <w:r>
-        <w:t xml:space="preserve"> → ide2 (CD/DVD) en première position.</w:t>
+        <w:t>Options → Boot Order → ide2 (CD/DVD) en première position.</w:t>
       </w:r>
     </w:p>
     <w:p>
@@ -4884,12 +4476,6 @@
         <w:gridCol w:w="7026"/>
       </w:tblGrid>
       <w:tr>
-        <w:tblPrEx>
-          <w:tblCellMar>
-            <w:top w:w="0" w:type="dxa"/>
-            <w:bottom w:w="0" w:type="dxa"/>
-          </w:tblCellMar>
-        </w:tblPrEx>
         <w:tc>
           <w:tcPr>
             <w:tcW w:w="2000" w:type="dxa"/>
@@ -4947,12 +4533,6 @@
         </w:tc>
       </w:tr>
       <w:tr>
-        <w:tblPrEx>
-          <w:tblCellMar>
-            <w:top w:w="0" w:type="dxa"/>
-            <w:bottom w:w="0" w:type="dxa"/>
-          </w:tblCellMar>
-        </w:tblPrEx>
         <w:tc>
           <w:tcPr>
             <w:tcW w:w="2000" w:type="dxa"/>
@@ -5021,15 +4601,7 @@
       </w:pPr>
       <w:bookmarkStart w:id="15" w:name="_Toc228539191"/>
       <w:r>
-        <w:t xml:space="preserve">4.2 Erreur 'Duplicate serial </w:t>
-      </w:r>
-      <w:proofErr w:type="spellStart"/>
-      <w:r>
-        <w:t>numbers</w:t>
-      </w:r>
-      <w:proofErr w:type="spellEnd"/>
-      <w:r>
-        <w:t>'</w:t>
+        <w:t>4.2 Erreur 'Duplicate serial numbers'</w:t>
       </w:r>
       <w:bookmarkEnd w:id="15"/>
     </w:p>
@@ -5055,12 +4627,6 @@
         <w:gridCol w:w="7026"/>
       </w:tblGrid>
       <w:tr>
-        <w:tblPrEx>
-          <w:tblCellMar>
-            <w:top w:w="0" w:type="dxa"/>
-            <w:bottom w:w="0" w:type="dxa"/>
-          </w:tblCellMar>
-        </w:tblPrEx>
         <w:tc>
           <w:tcPr>
             <w:tcW w:w="2000" w:type="dxa"/>
@@ -5119,58 +4685,12 @@
                 <w:szCs w:val="19"/>
                 <w:lang w:val="en-GB"/>
               </w:rPr>
-              <w:t>Error: topology — Disks have duplicate serial numbers: None (</w:t>
-            </w:r>
-            <w:proofErr w:type="spellStart"/>
-            <w:r>
-              <w:rPr>
-                <w:rFonts w:ascii="Courier New" w:eastAsia="Courier New" w:hAnsi="Courier New" w:cs="Courier New"/>
-                <w:sz w:val="19"/>
-                <w:szCs w:val="19"/>
-                <w:lang w:val="en-GB"/>
-              </w:rPr>
-              <w:t>sda</w:t>
-            </w:r>
-            <w:proofErr w:type="spellEnd"/>
-            <w:r>
-              <w:rPr>
-                <w:rFonts w:ascii="Courier New" w:eastAsia="Courier New" w:hAnsi="Courier New" w:cs="Courier New"/>
-                <w:sz w:val="19"/>
-                <w:szCs w:val="19"/>
-                <w:lang w:val="en-GB"/>
-              </w:rPr>
-              <w:t xml:space="preserve">, </w:t>
-            </w:r>
-            <w:proofErr w:type="spellStart"/>
-            <w:r>
-              <w:rPr>
-                <w:rFonts w:ascii="Courier New" w:eastAsia="Courier New" w:hAnsi="Courier New" w:cs="Courier New"/>
-                <w:sz w:val="19"/>
-                <w:szCs w:val="19"/>
-                <w:lang w:val="en-GB"/>
-              </w:rPr>
-              <w:t>sdb</w:t>
-            </w:r>
-            <w:proofErr w:type="spellEnd"/>
-            <w:r>
-              <w:rPr>
-                <w:rFonts w:ascii="Courier New" w:eastAsia="Courier New" w:hAnsi="Courier New" w:cs="Courier New"/>
-                <w:sz w:val="19"/>
-                <w:szCs w:val="19"/>
-                <w:lang w:val="en-GB"/>
-              </w:rPr>
-              <w:t>)</w:t>
+              <w:t>Error: topology — Disks have duplicate serial numbers: None (sda, sdb)</w:t>
             </w:r>
           </w:p>
         </w:tc>
       </w:tr>
       <w:tr>
-        <w:tblPrEx>
-          <w:tblCellMar>
-            <w:top w:w="0" w:type="dxa"/>
-            <w:bottom w:w="0" w:type="dxa"/>
-          </w:tblCellMar>
-        </w:tblPrEx>
         <w:tc>
           <w:tcPr>
             <w:tcW w:w="2000" w:type="dxa"/>
@@ -5265,12 +4785,6 @@
         <w:gridCol w:w="7026"/>
       </w:tblGrid>
       <w:tr>
-        <w:tblPrEx>
-          <w:tblCellMar>
-            <w:top w:w="0" w:type="dxa"/>
-            <w:bottom w:w="0" w:type="dxa"/>
-          </w:tblCellMar>
-        </w:tblPrEx>
         <w:tc>
           <w:tcPr>
             <w:tcW w:w="2000" w:type="dxa"/>
@@ -5328,12 +4842,6 @@
         </w:tc>
       </w:tr>
       <w:tr>
-        <w:tblPrEx>
-          <w:tblCellMar>
-            <w:top w:w="0" w:type="dxa"/>
-            <w:bottom w:w="0" w:type="dxa"/>
-          </w:tblCellMar>
-        </w:tblPrEx>
         <w:tc>
           <w:tcPr>
             <w:tcW w:w="2000" w:type="dxa"/>
@@ -5402,15 +4910,7 @@
       </w:pPr>
       <w:bookmarkStart w:id="17" w:name="_Toc228539193"/>
       <w:r>
-        <w:t>4.4 Partage '</w:t>
-      </w:r>
-      <w:proofErr w:type="spellStart"/>
-      <w:r>
-        <w:t>vms</w:t>
-      </w:r>
-      <w:proofErr w:type="spellEnd"/>
-      <w:r>
-        <w:t>' introuvable depuis Proxmox</w:t>
+        <w:t>4.4 Partage 'vms' introuvable depuis Proxmox</w:t>
       </w:r>
       <w:bookmarkEnd w:id="17"/>
     </w:p>
@@ -5436,12 +4936,6 @@
         <w:gridCol w:w="7026"/>
       </w:tblGrid>
       <w:tr>
-        <w:tblPrEx>
-          <w:tblCellMar>
-            <w:top w:w="0" w:type="dxa"/>
-            <w:bottom w:w="0" w:type="dxa"/>
-          </w:tblCellMar>
-        </w:tblPrEx>
         <w:tc>
           <w:tcPr>
             <w:tcW w:w="2000" w:type="dxa"/>
@@ -5500,38 +4994,12 @@
                 <w:szCs w:val="19"/>
                 <w:lang w:val="en-GB"/>
               </w:rPr>
-              <w:t>TASK ERROR: could not activate storage '</w:t>
-            </w:r>
-            <w:proofErr w:type="spellStart"/>
-            <w:r>
-              <w:rPr>
-                <w:rFonts w:ascii="Courier New" w:eastAsia="Courier New" w:hAnsi="Courier New" w:cs="Courier New"/>
-                <w:sz w:val="19"/>
-                <w:szCs w:val="19"/>
-                <w:lang w:val="en-GB"/>
-              </w:rPr>
-              <w:t>truenas-vms</w:t>
-            </w:r>
-            <w:proofErr w:type="spellEnd"/>
-            <w:r>
-              <w:rPr>
-                <w:rFonts w:ascii="Courier New" w:eastAsia="Courier New" w:hAnsi="Courier New" w:cs="Courier New"/>
-                <w:sz w:val="19"/>
-                <w:szCs w:val="19"/>
-                <w:lang w:val="en-GB"/>
-              </w:rPr>
-              <w:t>': storage is not online</w:t>
+              <w:t>TASK ERROR: could not activate storage 'truenas-vms': storage is not online</w:t>
             </w:r>
           </w:p>
         </w:tc>
       </w:tr>
       <w:tr>
-        <w:tblPrEx>
-          <w:tblCellMar>
-            <w:top w:w="0" w:type="dxa"/>
-            <w:bottom w:w="0" w:type="dxa"/>
-          </w:tblCellMar>
-        </w:tblPrEx>
         <w:tc>
           <w:tcPr>
             <w:tcW w:w="2000" w:type="dxa"/>
@@ -5583,23 +5051,7 @@
                 <w:sz w:val="20"/>
                 <w:szCs w:val="20"/>
               </w:rPr>
-              <w:t>Le partage SMB '</w:t>
-            </w:r>
-            <w:proofErr w:type="spellStart"/>
-            <w:r>
-              <w:rPr>
-                <w:sz w:val="20"/>
-                <w:szCs w:val="20"/>
-              </w:rPr>
-              <w:t>vms</w:t>
-            </w:r>
-            <w:proofErr w:type="spellEnd"/>
-            <w:r>
-              <w:rPr>
-                <w:sz w:val="20"/>
-                <w:szCs w:val="20"/>
-              </w:rPr>
-              <w:t>' n'avait pas été créé dans TrueNAS avant de configurer Proxmox</w:t>
+              <w:t>Le partage SMB 'vms' n'avait pas été créé dans TrueNAS avant de configurer Proxmox</w:t>
             </w:r>
           </w:p>
         </w:tc>
@@ -5682,19 +5134,8 @@
           <w:sz w:val="19"/>
           <w:szCs w:val="19"/>
         </w:rPr>
-        <w:t xml:space="preserve">Hardware → EFI Disk → </w:t>
-      </w:r>
-      <w:proofErr w:type="spellStart"/>
-      <w:r>
-        <w:rPr>
-          <w:rFonts w:ascii="Courier New" w:eastAsia="Courier New" w:hAnsi="Courier New" w:cs="Courier New"/>
-          <w:color w:val="333333"/>
-          <w:sz w:val="19"/>
-          <w:szCs w:val="19"/>
-        </w:rPr>
-        <w:t>Remove</w:t>
-      </w:r>
-      <w:proofErr w:type="spellEnd"/>
+        <w:t>Hardware → EFI Disk → Remove</w:t>
+      </w:r>
     </w:p>
     <w:p>
       <w:pPr>
@@ -5705,19 +5146,11 @@
         <w:spacing w:before="80" w:after="80"/>
         <w:ind w:left="360"/>
       </w:pPr>
-      <w:proofErr w:type="gramStart"/>
       <w:r>
         <w:rPr>
           <w:color w:val="155724"/>
         </w:rPr>
-        <w:t>✅  Avec</w:t>
-      </w:r>
-      <w:proofErr w:type="gramEnd"/>
-      <w:r>
-        <w:rPr>
-          <w:color w:val="155724"/>
-        </w:rPr>
-        <w:t xml:space="preserve"> SeaBIOS, l'installateur TrueNAS se lance correctement.</w:t>
+        <w:t>✅  Avec SeaBIOS, l'installateur TrueNAS se lance correctement.</w:t>
       </w:r>
     </w:p>
     <w:p>
@@ -5742,7 +5175,6 @@
           <w:lang w:val="en-GB"/>
         </w:rPr>
       </w:pPr>
-      <w:proofErr w:type="spellStart"/>
       <w:r>
         <w:rPr>
           <w:rFonts w:ascii="Courier New" w:eastAsia="Courier New" w:hAnsi="Courier New" w:cs="Courier New"/>
@@ -5751,52 +5183,7 @@
           <w:szCs w:val="19"/>
           <w:lang w:val="en-GB"/>
         </w:rPr>
-        <w:t>qm</w:t>
-      </w:r>
-      <w:proofErr w:type="spellEnd"/>
-      <w:r>
-        <w:rPr>
-          <w:rFonts w:ascii="Courier New" w:eastAsia="Courier New" w:hAnsi="Courier New" w:cs="Courier New"/>
-          <w:color w:val="333333"/>
-          <w:sz w:val="19"/>
-          <w:szCs w:val="19"/>
-          <w:lang w:val="en-GB"/>
-        </w:rPr>
-        <w:t xml:space="preserve"> set 101 --scsi1 /dev/disk/by-id/</w:t>
-      </w:r>
-      <w:proofErr w:type="spellStart"/>
-      <w:r>
-        <w:rPr>
-          <w:rFonts w:ascii="Courier New" w:eastAsia="Courier New" w:hAnsi="Courier New" w:cs="Courier New"/>
-          <w:color w:val="333333"/>
-          <w:sz w:val="19"/>
-          <w:szCs w:val="19"/>
-          <w:lang w:val="en-GB"/>
-        </w:rPr>
-        <w:t>ata-VOTRE_DISQUE_</w:t>
-      </w:r>
-      <w:proofErr w:type="gramStart"/>
-      <w:r>
-        <w:rPr>
-          <w:rFonts w:ascii="Courier New" w:eastAsia="Courier New" w:hAnsi="Courier New" w:cs="Courier New"/>
-          <w:color w:val="333333"/>
-          <w:sz w:val="19"/>
-          <w:szCs w:val="19"/>
-          <w:lang w:val="en-GB"/>
-        </w:rPr>
-        <w:t>ID,serial</w:t>
-      </w:r>
-      <w:proofErr w:type="spellEnd"/>
-      <w:proofErr w:type="gramEnd"/>
-      <w:r>
-        <w:rPr>
-          <w:rFonts w:ascii="Courier New" w:eastAsia="Courier New" w:hAnsi="Courier New" w:cs="Courier New"/>
-          <w:color w:val="333333"/>
-          <w:sz w:val="19"/>
-          <w:szCs w:val="19"/>
-          <w:lang w:val="en-GB"/>
-        </w:rPr>
-        <w:t>=SERIAL_CUSTOM</w:t>
+        <w:t>qm set 101 --scsi1 /dev/disk/by-id/ata-VOTRE_DISQUE_ID,serial=SERIAL_CUSTOM</w:t>
       </w:r>
     </w:p>
     <w:p>
@@ -5808,19 +5195,11 @@
         <w:spacing w:before="80" w:after="80"/>
         <w:ind w:left="360"/>
       </w:pPr>
-      <w:proofErr w:type="gramStart"/>
       <w:r>
         <w:rPr>
           <w:color w:val="155724"/>
         </w:rPr>
-        <w:t>✅  Après</w:t>
-      </w:r>
-      <w:proofErr w:type="gramEnd"/>
-      <w:r>
-        <w:rPr>
-          <w:color w:val="155724"/>
-        </w:rPr>
-        <w:t xml:space="preserve"> ajout du serial, TrueNAS accepte le disque et permet la création du pool.</w:t>
+        <w:t>✅  Après ajout du serial, TrueNAS accepte le disque et permet la création du pool.</w:t>
       </w:r>
     </w:p>
     <w:p>
@@ -5829,15 +5208,7 @@
       </w:pPr>
       <w:bookmarkStart w:id="21" w:name="_Toc228539197"/>
       <w:r>
-        <w:t xml:space="preserve">5.3 Fix </w:t>
-      </w:r>
-      <w:proofErr w:type="gramStart"/>
-      <w:r>
-        <w:t>permissions</w:t>
-      </w:r>
-      <w:proofErr w:type="gramEnd"/>
-      <w:r>
-        <w:t xml:space="preserve"> SMB</w:t>
+        <w:t>5.3 Fix permissions SMB</w:t>
       </w:r>
       <w:bookmarkEnd w:id="21"/>
     </w:p>
@@ -5857,27 +5228,7 @@
           <w:sz w:val="19"/>
           <w:szCs w:val="19"/>
         </w:rPr>
-        <w:t xml:space="preserve">Datasets → </w:t>
-      </w:r>
-      <w:proofErr w:type="spellStart"/>
-      <w:r>
-        <w:rPr>
-          <w:rFonts w:ascii="Courier New" w:eastAsia="Courier New" w:hAnsi="Courier New" w:cs="Courier New"/>
-          <w:color w:val="333333"/>
-          <w:sz w:val="19"/>
-          <w:szCs w:val="19"/>
-        </w:rPr>
-        <w:t>datapool</w:t>
-      </w:r>
-      <w:proofErr w:type="spellEnd"/>
-      <w:r>
-        <w:rPr>
-          <w:rFonts w:ascii="Courier New" w:eastAsia="Courier New" w:hAnsi="Courier New" w:cs="Courier New"/>
-          <w:color w:val="333333"/>
-          <w:sz w:val="19"/>
-          <w:szCs w:val="19"/>
-        </w:rPr>
-        <w:t xml:space="preserve"> → backups → Edit Permissions</w:t>
+        <w:t>Datasets → datapool → backups → Edit Permissions</w:t>
       </w:r>
     </w:p>
     <w:p>
@@ -5999,19 +5350,11 @@
         <w:spacing w:before="80" w:after="80"/>
         <w:ind w:left="360"/>
       </w:pPr>
-      <w:proofErr w:type="gramStart"/>
       <w:r>
         <w:rPr>
           <w:color w:val="155724"/>
         </w:rPr>
-        <w:t>✅  La</w:t>
-      </w:r>
-      <w:proofErr w:type="gramEnd"/>
-      <w:r>
-        <w:rPr>
-          <w:color w:val="155724"/>
-        </w:rPr>
-        <w:t xml:space="preserve"> copie de fichiers fonctionne correctement.</w:t>
+        <w:t>✅  La copie de fichiers fonctionne correctement.</w:t>
       </w:r>
     </w:p>
     <w:p>
@@ -6020,15 +5363,7 @@
       </w:pPr>
       <w:bookmarkStart w:id="22" w:name="_Toc228539198"/>
       <w:r>
-        <w:t>5.4 Fix partage '</w:t>
-      </w:r>
-      <w:proofErr w:type="spellStart"/>
-      <w:r>
-        <w:t>vms</w:t>
-      </w:r>
-      <w:proofErr w:type="spellEnd"/>
-      <w:r>
-        <w:t>' manquant</w:t>
+        <w:t>5.4 Fix partage 'vms' manquant</w:t>
       </w:r>
       <w:bookmarkEnd w:id="22"/>
     </w:p>
@@ -6049,7 +5384,6 @@
         <w:spacing w:before="60" w:after="60"/>
         <w:ind w:left="360"/>
       </w:pPr>
-      <w:proofErr w:type="spellStart"/>
       <w:r>
         <w:rPr>
           <w:rFonts w:ascii="Courier New" w:eastAsia="Courier New" w:hAnsi="Courier New" w:cs="Courier New"/>
@@ -6057,137 +5391,7 @@
           <w:sz w:val="19"/>
           <w:szCs w:val="19"/>
         </w:rPr>
-        <w:t>Shares</w:t>
-      </w:r>
-      <w:proofErr w:type="spellEnd"/>
-      <w:r>
-        <w:rPr>
-          <w:rFonts w:ascii="Courier New" w:eastAsia="Courier New" w:hAnsi="Courier New" w:cs="Courier New"/>
-          <w:color w:val="333333"/>
-          <w:sz w:val="19"/>
-          <w:szCs w:val="19"/>
-        </w:rPr>
-        <w:t xml:space="preserve"> → Windows </w:t>
-      </w:r>
-      <w:proofErr w:type="spellStart"/>
-      <w:r>
-        <w:rPr>
-          <w:rFonts w:ascii="Courier New" w:eastAsia="Courier New" w:hAnsi="Courier New" w:cs="Courier New"/>
-          <w:color w:val="333333"/>
-          <w:sz w:val="19"/>
-          <w:szCs w:val="19"/>
-        </w:rPr>
-        <w:t>Shares</w:t>
-      </w:r>
-      <w:proofErr w:type="spellEnd"/>
-      <w:r>
-        <w:rPr>
-          <w:rFonts w:ascii="Courier New" w:eastAsia="Courier New" w:hAnsi="Courier New" w:cs="Courier New"/>
-          <w:color w:val="333333"/>
-          <w:sz w:val="19"/>
-          <w:szCs w:val="19"/>
-        </w:rPr>
-        <w:t xml:space="preserve"> (SMB) → Add → </w:t>
-      </w:r>
-      <w:proofErr w:type="gramStart"/>
-      <w:r>
-        <w:rPr>
-          <w:rFonts w:ascii="Courier New" w:eastAsia="Courier New" w:hAnsi="Courier New" w:cs="Courier New"/>
-          <w:color w:val="333333"/>
-          <w:sz w:val="19"/>
-          <w:szCs w:val="19"/>
-        </w:rPr>
-        <w:t>Path:</w:t>
-      </w:r>
-      <w:proofErr w:type="gramEnd"/>
-      <w:r>
-        <w:rPr>
-          <w:rFonts w:ascii="Courier New" w:eastAsia="Courier New" w:hAnsi="Courier New" w:cs="Courier New"/>
-          <w:color w:val="333333"/>
-          <w:sz w:val="19"/>
-          <w:szCs w:val="19"/>
-        </w:rPr>
-        <w:t xml:space="preserve"> /mnt/</w:t>
-      </w:r>
-      <w:proofErr w:type="spellStart"/>
-      <w:r>
-        <w:rPr>
-          <w:rFonts w:ascii="Courier New" w:eastAsia="Courier New" w:hAnsi="Courier New" w:cs="Courier New"/>
-          <w:color w:val="333333"/>
-          <w:sz w:val="19"/>
-          <w:szCs w:val="19"/>
-        </w:rPr>
-        <w:t>datapool</w:t>
-      </w:r>
-      <w:proofErr w:type="spellEnd"/>
-      <w:r>
-        <w:rPr>
-          <w:rFonts w:ascii="Courier New" w:eastAsia="Courier New" w:hAnsi="Courier New" w:cs="Courier New"/>
-          <w:color w:val="333333"/>
-          <w:sz w:val="19"/>
-          <w:szCs w:val="19"/>
-        </w:rPr>
-        <w:t>/</w:t>
-      </w:r>
-      <w:proofErr w:type="spellStart"/>
-      <w:r>
-        <w:rPr>
-          <w:rFonts w:ascii="Courier New" w:eastAsia="Courier New" w:hAnsi="Courier New" w:cs="Courier New"/>
-          <w:color w:val="333333"/>
-          <w:sz w:val="19"/>
-          <w:szCs w:val="19"/>
-        </w:rPr>
-        <w:t>vms</w:t>
-      </w:r>
-      <w:proofErr w:type="spellEnd"/>
-      <w:r>
-        <w:rPr>
-          <w:rFonts w:ascii="Courier New" w:eastAsia="Courier New" w:hAnsi="Courier New" w:cs="Courier New"/>
-          <w:color w:val="333333"/>
-          <w:sz w:val="19"/>
-          <w:szCs w:val="19"/>
-        </w:rPr>
-        <w:t xml:space="preserve"> → </w:t>
-      </w:r>
-      <w:proofErr w:type="gramStart"/>
-      <w:r>
-        <w:rPr>
-          <w:rFonts w:ascii="Courier New" w:eastAsia="Courier New" w:hAnsi="Courier New" w:cs="Courier New"/>
-          <w:color w:val="333333"/>
-          <w:sz w:val="19"/>
-          <w:szCs w:val="19"/>
-        </w:rPr>
-        <w:t>Name:</w:t>
-      </w:r>
-      <w:proofErr w:type="gramEnd"/>
-      <w:r>
-        <w:rPr>
-          <w:rFonts w:ascii="Courier New" w:eastAsia="Courier New" w:hAnsi="Courier New" w:cs="Courier New"/>
-          <w:color w:val="333333"/>
-          <w:sz w:val="19"/>
-          <w:szCs w:val="19"/>
-        </w:rPr>
-        <w:t xml:space="preserve"> </w:t>
-      </w:r>
-      <w:proofErr w:type="spellStart"/>
-      <w:r>
-        <w:rPr>
-          <w:rFonts w:ascii="Courier New" w:eastAsia="Courier New" w:hAnsi="Courier New" w:cs="Courier New"/>
-          <w:color w:val="333333"/>
-          <w:sz w:val="19"/>
-          <w:szCs w:val="19"/>
-        </w:rPr>
-        <w:t>vms</w:t>
-      </w:r>
-      <w:proofErr w:type="spellEnd"/>
-      <w:r>
-        <w:rPr>
-          <w:rFonts w:ascii="Courier New" w:eastAsia="Courier New" w:hAnsi="Courier New" w:cs="Courier New"/>
-          <w:color w:val="333333"/>
-          <w:sz w:val="19"/>
-          <w:szCs w:val="19"/>
-        </w:rPr>
-        <w:t xml:space="preserve"> → Save</w:t>
+        <w:t>Shares → Windows Shares (SMB) → Add → Path: /mnt/datapool/vms → Name: vms → Save</w:t>
       </w:r>
     </w:p>
     <w:p>
@@ -6239,12 +5443,6 @@
         <w:gridCol w:w="6026"/>
       </w:tblGrid>
       <w:tr>
-        <w:tblPrEx>
-          <w:tblCellMar>
-            <w:top w:w="0" w:type="dxa"/>
-            <w:bottom w:w="0" w:type="dxa"/>
-          </w:tblCellMar>
-        </w:tblPrEx>
         <w:tc>
           <w:tcPr>
             <w:tcW w:w="3000" w:type="dxa"/>
@@ -6292,36 +5490,18 @@
             </w:tcMar>
           </w:tcPr>
           <w:p>
-            <w:proofErr w:type="spellStart"/>
-            <w:proofErr w:type="gramStart"/>
             <w:r>
               <w:rPr>
                 <w:rFonts w:ascii="Courier New" w:eastAsia="Courier New" w:hAnsi="Courier New" w:cs="Courier New"/>
                 <w:sz w:val="20"/>
                 <w:szCs w:val="20"/>
               </w:rPr>
-              <w:t>truenas</w:t>
-            </w:r>
-            <w:proofErr w:type="gramEnd"/>
-            <w:r>
-              <w:rPr>
-                <w:rFonts w:ascii="Courier New" w:eastAsia="Courier New" w:hAnsi="Courier New" w:cs="Courier New"/>
-                <w:sz w:val="20"/>
-                <w:szCs w:val="20"/>
-              </w:rPr>
-              <w:t>-vms</w:t>
-            </w:r>
-            <w:proofErr w:type="spellEnd"/>
+              <w:t>truenas-vms</w:t>
+            </w:r>
           </w:p>
         </w:tc>
       </w:tr>
       <w:tr>
-        <w:tblPrEx>
-          <w:tblCellMar>
-            <w:top w:w="0" w:type="dxa"/>
-            <w:bottom w:w="0" w:type="dxa"/>
-          </w:tblCellMar>
-        </w:tblPrEx>
         <w:tc>
           <w:tcPr>
             <w:tcW w:w="3000" w:type="dxa"/>
@@ -6380,12 +5560,6 @@
         </w:tc>
       </w:tr>
       <w:tr>
-        <w:tblPrEx>
-          <w:tblCellMar>
-            <w:top w:w="0" w:type="dxa"/>
-            <w:bottom w:w="0" w:type="dxa"/>
-          </w:tblCellMar>
-        </w:tblPrEx>
         <w:tc>
           <w:tcPr>
             <w:tcW w:w="3000" w:type="dxa"/>
@@ -6432,8 +5606,6 @@
             </w:tcMar>
           </w:tcPr>
           <w:p>
-            <w:proofErr w:type="spellStart"/>
-            <w:proofErr w:type="gramStart"/>
             <w:r>
               <w:rPr>
                 <w:rFonts w:ascii="Courier New" w:eastAsia="Courier New" w:hAnsi="Courier New" w:cs="Courier New"/>
@@ -6442,18 +5614,10 @@
               </w:rPr>
               <w:t>vms</w:t>
             </w:r>
-            <w:proofErr w:type="spellEnd"/>
-            <w:proofErr w:type="gramEnd"/>
           </w:p>
         </w:tc>
       </w:tr>
       <w:tr>
-        <w:tblPrEx>
-          <w:tblCellMar>
-            <w:top w:w="0" w:type="dxa"/>
-            <w:bottom w:w="0" w:type="dxa"/>
-          </w:tblCellMar>
-        </w:tblPrEx>
         <w:tc>
           <w:tcPr>
             <w:tcW w:w="3000" w:type="dxa"/>
@@ -6472,7 +5636,6 @@
             </w:tcMar>
           </w:tcPr>
           <w:p>
-            <w:proofErr w:type="spellStart"/>
             <w:r>
               <w:rPr>
                 <w:b/>
@@ -6482,7 +5645,6 @@
               </w:rPr>
               <w:t>Username</w:t>
             </w:r>
-            <w:proofErr w:type="spellEnd"/>
           </w:p>
         </w:tc>
         <w:tc>
@@ -6514,12 +5676,6 @@
         </w:tc>
       </w:tr>
       <w:tr>
-        <w:tblPrEx>
-          <w:tblCellMar>
-            <w:top w:w="0" w:type="dxa"/>
-            <w:bottom w:w="0" w:type="dxa"/>
-          </w:tblCellMar>
-        </w:tblPrEx>
         <w:tc>
           <w:tcPr>
             <w:tcW w:w="3000" w:type="dxa"/>
@@ -6583,15 +5739,7 @@
         <w:spacing w:before="80" w:after="80"/>
       </w:pPr>
       <w:r>
-        <w:t>3. Si erreur '</w:t>
-      </w:r>
-      <w:proofErr w:type="spellStart"/>
-      <w:r>
-        <w:t>cifs-utils</w:t>
-      </w:r>
-      <w:proofErr w:type="spellEnd"/>
-      <w:r>
-        <w:t xml:space="preserve"> manquant' :</w:t>
+        <w:t>3. Si erreur 'cifs-utils manquant' :</w:t>
       </w:r>
     </w:p>
     <w:p>
@@ -6603,8 +5751,6 @@
         <w:spacing w:before="60" w:after="60"/>
         <w:ind w:left="360"/>
       </w:pPr>
-      <w:proofErr w:type="spellStart"/>
-      <w:proofErr w:type="gramStart"/>
       <w:r>
         <w:rPr>
           <w:rFonts w:ascii="Courier New" w:eastAsia="Courier New" w:hAnsi="Courier New" w:cs="Courier New"/>
@@ -6612,58 +5758,7 @@
           <w:sz w:val="19"/>
           <w:szCs w:val="19"/>
         </w:rPr>
-        <w:t>apt</w:t>
-      </w:r>
-      <w:proofErr w:type="spellEnd"/>
-      <w:proofErr w:type="gramEnd"/>
-      <w:r>
-        <w:rPr>
-          <w:rFonts w:ascii="Courier New" w:eastAsia="Courier New" w:hAnsi="Courier New" w:cs="Courier New"/>
-          <w:color w:val="333333"/>
-          <w:sz w:val="19"/>
-          <w:szCs w:val="19"/>
-        </w:rPr>
-        <w:t xml:space="preserve"> </w:t>
-      </w:r>
-      <w:proofErr w:type="spellStart"/>
-      <w:r>
-        <w:rPr>
-          <w:rFonts w:ascii="Courier New" w:eastAsia="Courier New" w:hAnsi="Courier New" w:cs="Courier New"/>
-          <w:color w:val="333333"/>
-          <w:sz w:val="19"/>
-          <w:szCs w:val="19"/>
-        </w:rPr>
-        <w:t>install</w:t>
-      </w:r>
-      <w:proofErr w:type="spellEnd"/>
-      <w:r>
-        <w:rPr>
-          <w:rFonts w:ascii="Courier New" w:eastAsia="Courier New" w:hAnsi="Courier New" w:cs="Courier New"/>
-          <w:color w:val="333333"/>
-          <w:sz w:val="19"/>
-          <w:szCs w:val="19"/>
-        </w:rPr>
-        <w:t xml:space="preserve"> </w:t>
-      </w:r>
-      <w:proofErr w:type="spellStart"/>
-      <w:r>
-        <w:rPr>
-          <w:rFonts w:ascii="Courier New" w:eastAsia="Courier New" w:hAnsi="Courier New" w:cs="Courier New"/>
-          <w:color w:val="333333"/>
-          <w:sz w:val="19"/>
-          <w:szCs w:val="19"/>
-        </w:rPr>
-        <w:t>cifs-utils</w:t>
-      </w:r>
-      <w:proofErr w:type="spellEnd"/>
-      <w:r>
-        <w:rPr>
-          <w:rFonts w:ascii="Courier New" w:eastAsia="Courier New" w:hAnsi="Courier New" w:cs="Courier New"/>
-          <w:color w:val="333333"/>
-          <w:sz w:val="19"/>
-          <w:szCs w:val="19"/>
-        </w:rPr>
-        <w:t xml:space="preserve"> -y</w:t>
+        <w:t>apt install cifs-utils -y</w:t>
       </w:r>
     </w:p>
     <w:p>
@@ -6675,19 +5770,11 @@
         <w:spacing w:before="80" w:after="80"/>
         <w:ind w:left="360"/>
       </w:pPr>
-      <w:proofErr w:type="gramStart"/>
       <w:r>
         <w:rPr>
           <w:color w:val="155724"/>
         </w:rPr>
-        <w:t>✅  Le</w:t>
-      </w:r>
-      <w:proofErr w:type="gramEnd"/>
-      <w:r>
-        <w:rPr>
-          <w:color w:val="155724"/>
-        </w:rPr>
-        <w:t xml:space="preserve"> backup des VMs vers TrueNAS fonctionne.</w:t>
+        <w:t>✅  Le backup des VMs vers TrueNAS fonctionne.</w:t>
       </w:r>
     </w:p>
     <w:p>
@@ -6812,21 +5899,7 @@
         <w:rPr>
           <w:color w:val="856404"/>
         </w:rPr>
-        <w:t>⚠</w:t>
-      </w:r>
-      <w:proofErr w:type="gramStart"/>
-      <w:r>
-        <w:rPr>
-          <w:color w:val="856404"/>
-        </w:rPr>
-        <w:t>️  Sélectionner</w:t>
-      </w:r>
-      <w:proofErr w:type="gramEnd"/>
-      <w:r>
-        <w:rPr>
-          <w:color w:val="856404"/>
-        </w:rPr>
-        <w:t xml:space="preserve"> UNIQUEMENT le disque 50 Go. Jamais le Toshiba 12 To.</w:t>
+        <w:t>⚠️  Sélectionner UNIQUEMENT le disque 50 Go. Jamais le Toshiba 12 To.</w:t>
       </w:r>
     </w:p>
     <w:p>
@@ -6909,15 +5982,7 @@
         <w:spacing w:before="80" w:after="80"/>
       </w:pPr>
       <w:r>
-        <w:t xml:space="preserve">Attendre 3-5 min → 'Installation </w:t>
-      </w:r>
-      <w:proofErr w:type="spellStart"/>
-      <w:r>
-        <w:t>Succeeded</w:t>
-      </w:r>
-      <w:proofErr w:type="spellEnd"/>
-      <w:r>
-        <w:t>' → retirer l'ISO avant le reboot :</w:t>
+        <w:t>Attendre 3-5 min → 'Installation Succeeded' → retirer l'ISO avant le reboot :</w:t>
       </w:r>
     </w:p>
     <w:p>
@@ -7109,12 +6174,6 @@
         <w:gridCol w:w="6026"/>
       </w:tblGrid>
       <w:tr>
-        <w:tblPrEx>
-          <w:tblCellMar>
-            <w:top w:w="0" w:type="dxa"/>
-            <w:bottom w:w="0" w:type="dxa"/>
-          </w:tblCellMar>
-        </w:tblPrEx>
         <w:tc>
           <w:tcPr>
             <w:tcW w:w="3000" w:type="dxa"/>
@@ -7161,8 +6220,6 @@
             </w:tcMar>
           </w:tcPr>
           <w:p>
-            <w:proofErr w:type="spellStart"/>
-            <w:proofErr w:type="gramStart"/>
             <w:r>
               <w:rPr>
                 <w:rFonts w:ascii="Courier New" w:eastAsia="Courier New" w:hAnsi="Courier New" w:cs="Courier New"/>
@@ -7171,18 +6228,10 @@
               </w:rPr>
               <w:t>datapool</w:t>
             </w:r>
-            <w:proofErr w:type="spellEnd"/>
-            <w:proofErr w:type="gramEnd"/>
           </w:p>
         </w:tc>
       </w:tr>
       <w:tr>
-        <w:tblPrEx>
-          <w:tblCellMar>
-            <w:top w:w="0" w:type="dxa"/>
-            <w:bottom w:w="0" w:type="dxa"/>
-          </w:tblCellMar>
-        </w:tblPrEx>
         <w:tc>
           <w:tcPr>
             <w:tcW w:w="3000" w:type="dxa"/>
@@ -7201,7 +6250,6 @@
             </w:tcMar>
           </w:tcPr>
           <w:p>
-            <w:proofErr w:type="spellStart"/>
             <w:r>
               <w:rPr>
                 <w:b/>
@@ -7211,7 +6259,6 @@
               </w:rPr>
               <w:t>Layout</w:t>
             </w:r>
-            <w:proofErr w:type="spellEnd"/>
           </w:p>
         </w:tc>
         <w:tc>
@@ -7243,12 +6290,6 @@
         </w:tc>
       </w:tr>
       <w:tr>
-        <w:tblPrEx>
-          <w:tblCellMar>
-            <w:top w:w="0" w:type="dxa"/>
-            <w:bottom w:w="0" w:type="dxa"/>
-          </w:tblCellMar>
-        </w:tblPrEx>
         <w:tc>
           <w:tcPr>
             <w:tcW w:w="3000" w:type="dxa"/>
@@ -7301,25 +6342,7 @@
                 <w:sz w:val="20"/>
                 <w:szCs w:val="20"/>
               </w:rPr>
-              <w:t>Toshiba 12 To (</w:t>
-            </w:r>
-            <w:proofErr w:type="spellStart"/>
-            <w:r>
-              <w:rPr>
-                <w:rFonts w:ascii="Courier New" w:eastAsia="Courier New" w:hAnsi="Courier New" w:cs="Courier New"/>
-                <w:sz w:val="20"/>
-                <w:szCs w:val="20"/>
-              </w:rPr>
-              <w:t>sda</w:t>
-            </w:r>
-            <w:proofErr w:type="spellEnd"/>
-            <w:r>
-              <w:rPr>
-                <w:rFonts w:ascii="Courier New" w:eastAsia="Courier New" w:hAnsi="Courier New" w:cs="Courier New"/>
-                <w:sz w:val="20"/>
-                <w:szCs w:val="20"/>
-              </w:rPr>
-              <w:t>)</w:t>
+              <w:t>Toshiba 12 To (sda)</w:t>
             </w:r>
           </w:p>
         </w:tc>
@@ -7338,21 +6361,7 @@
         <w:rPr>
           <w:color w:val="856404"/>
         </w:rPr>
-        <w:t>⚠</w:t>
-      </w:r>
-      <w:proofErr w:type="gramStart"/>
-      <w:r>
-        <w:rPr>
-          <w:color w:val="856404"/>
-        </w:rPr>
-        <w:t>️  La</w:t>
-      </w:r>
-      <w:proofErr w:type="gramEnd"/>
-      <w:r>
-        <w:rPr>
-          <w:color w:val="856404"/>
-        </w:rPr>
-        <w:t xml:space="preserve"> création du pool efface toutes les données du disque.</w:t>
+        <w:t>⚠️  La création du pool efface toutes les données du disque.</w:t>
       </w:r>
     </w:p>
     <w:p>
@@ -7367,21 +6376,7 @@
         <w:rPr>
           <w:lang w:val="nb-NO"/>
         </w:rPr>
-        <w:t xml:space="preserve">7.3 </w:t>
-      </w:r>
-      <w:proofErr w:type="spellStart"/>
-      <w:r>
-        <w:rPr>
-          <w:lang w:val="nb-NO"/>
-        </w:rPr>
-        <w:t>Créer</w:t>
-      </w:r>
-      <w:proofErr w:type="spellEnd"/>
-      <w:r>
-        <w:rPr>
-          <w:lang w:val="nb-NO"/>
-        </w:rPr>
-        <w:t xml:space="preserve"> les datasets</w:t>
+        <w:t>7.3 Créer les datasets</w:t>
       </w:r>
       <w:bookmarkEnd w:id="30"/>
     </w:p>
@@ -7405,29 +6400,7 @@
           <w:szCs w:val="19"/>
           <w:lang w:val="nb-NO"/>
         </w:rPr>
-        <w:t xml:space="preserve">Storage → datapool → </w:t>
-      </w:r>
-      <w:proofErr w:type="spellStart"/>
-      <w:r>
-        <w:rPr>
-          <w:rFonts w:ascii="Courier New" w:eastAsia="Courier New" w:hAnsi="Courier New" w:cs="Courier New"/>
-          <w:color w:val="333333"/>
-          <w:sz w:val="19"/>
-          <w:szCs w:val="19"/>
-          <w:lang w:val="nb-NO"/>
-        </w:rPr>
-        <w:t>Add</w:t>
-      </w:r>
-      <w:proofErr w:type="spellEnd"/>
-      <w:r>
-        <w:rPr>
-          <w:rFonts w:ascii="Courier New" w:eastAsia="Courier New" w:hAnsi="Courier New" w:cs="Courier New"/>
-          <w:color w:val="333333"/>
-          <w:sz w:val="19"/>
-          <w:szCs w:val="19"/>
-          <w:lang w:val="nb-NO"/>
-        </w:rPr>
-        <w:t xml:space="preserve"> Dataset</w:t>
+        <w:t>Storage → datapool → Add Dataset</w:t>
       </w:r>
     </w:p>
     <w:tbl>
@@ -7453,12 +6426,6 @@
         <w:gridCol w:w="3526"/>
       </w:tblGrid>
       <w:tr>
-        <w:tblPrEx>
-          <w:tblCellMar>
-            <w:top w:w="0" w:type="dxa"/>
-            <w:bottom w:w="0" w:type="dxa"/>
-          </w:tblCellMar>
-        </w:tblPrEx>
         <w:tc>
           <w:tcPr>
             <w:tcW w:w="2000" w:type="dxa"/>
@@ -7551,12 +6518,6 @@
         </w:tc>
       </w:tr>
       <w:tr>
-        <w:tblPrEx>
-          <w:tblCellMar>
-            <w:top w:w="0" w:type="dxa"/>
-            <w:bottom w:w="0" w:type="dxa"/>
-          </w:tblCellMar>
-        </w:tblPrEx>
         <w:tc>
           <w:tcPr>
             <w:tcW w:w="2000" w:type="dxa"/>
@@ -7574,7 +6535,6 @@
             </w:tcMar>
           </w:tcPr>
           <w:p>
-            <w:proofErr w:type="gramStart"/>
             <w:r>
               <w:rPr>
                 <w:sz w:val="20"/>
@@ -7582,7 +6542,6 @@
               </w:rPr>
               <w:t>media</w:t>
             </w:r>
-            <w:proofErr w:type="gramEnd"/>
           </w:p>
         </w:tc>
         <w:tc>
@@ -7608,25 +6567,7 @@
                 <w:sz w:val="20"/>
                 <w:szCs w:val="20"/>
               </w:rPr>
-              <w:t>/mnt/</w:t>
-            </w:r>
-            <w:proofErr w:type="spellStart"/>
-            <w:r>
-              <w:rPr>
-                <w:rFonts w:ascii="Courier New" w:eastAsia="Courier New" w:hAnsi="Courier New" w:cs="Courier New"/>
-                <w:sz w:val="20"/>
-                <w:szCs w:val="20"/>
-              </w:rPr>
-              <w:t>datapool</w:t>
-            </w:r>
-            <w:proofErr w:type="spellEnd"/>
-            <w:r>
-              <w:rPr>
-                <w:rFonts w:ascii="Courier New" w:eastAsia="Courier New" w:hAnsi="Courier New" w:cs="Courier New"/>
-                <w:sz w:val="20"/>
-                <w:szCs w:val="20"/>
-              </w:rPr>
-              <w:t>/media</w:t>
+              <w:t>/mnt/datapool/media</w:t>
             </w:r>
           </w:p>
         </w:tc>
@@ -7658,12 +6599,6 @@
         </w:tc>
       </w:tr>
       <w:tr>
-        <w:tblPrEx>
-          <w:tblCellMar>
-            <w:top w:w="0" w:type="dxa"/>
-            <w:bottom w:w="0" w:type="dxa"/>
-          </w:tblCellMar>
-        </w:tblPrEx>
         <w:tc>
           <w:tcPr>
             <w:tcW w:w="2000" w:type="dxa"/>
@@ -7681,7 +6616,6 @@
             </w:tcMar>
           </w:tcPr>
           <w:p>
-            <w:proofErr w:type="gramStart"/>
             <w:r>
               <w:rPr>
                 <w:sz w:val="20"/>
@@ -7689,7 +6623,6 @@
               </w:rPr>
               <w:t>documents</w:t>
             </w:r>
-            <w:proofErr w:type="gramEnd"/>
           </w:p>
         </w:tc>
         <w:tc>
@@ -7715,25 +6648,7 @@
                 <w:sz w:val="20"/>
                 <w:szCs w:val="20"/>
               </w:rPr>
-              <w:t>/mnt/</w:t>
-            </w:r>
-            <w:proofErr w:type="spellStart"/>
-            <w:r>
-              <w:rPr>
-                <w:rFonts w:ascii="Courier New" w:eastAsia="Courier New" w:hAnsi="Courier New" w:cs="Courier New"/>
-                <w:sz w:val="20"/>
-                <w:szCs w:val="20"/>
-              </w:rPr>
-              <w:t>datapool</w:t>
-            </w:r>
-            <w:proofErr w:type="spellEnd"/>
-            <w:r>
-              <w:rPr>
-                <w:rFonts w:ascii="Courier New" w:eastAsia="Courier New" w:hAnsi="Courier New" w:cs="Courier New"/>
-                <w:sz w:val="20"/>
-                <w:szCs w:val="20"/>
-              </w:rPr>
-              <w:t>/documents</w:t>
+              <w:t>/mnt/datapool/documents</w:t>
             </w:r>
           </w:p>
         </w:tc>
@@ -7765,12 +6680,6 @@
         </w:tc>
       </w:tr>
       <w:tr>
-        <w:tblPrEx>
-          <w:tblCellMar>
-            <w:top w:w="0" w:type="dxa"/>
-            <w:bottom w:w="0" w:type="dxa"/>
-          </w:tblCellMar>
-        </w:tblPrEx>
         <w:tc>
           <w:tcPr>
             <w:tcW w:w="2000" w:type="dxa"/>
@@ -7788,7 +6697,6 @@
             </w:tcMar>
           </w:tcPr>
           <w:p>
-            <w:proofErr w:type="gramStart"/>
             <w:r>
               <w:rPr>
                 <w:sz w:val="20"/>
@@ -7796,7 +6704,6 @@
               </w:rPr>
               <w:t>backups</w:t>
             </w:r>
-            <w:proofErr w:type="gramEnd"/>
           </w:p>
         </w:tc>
         <w:tc>
@@ -7822,25 +6729,7 @@
                 <w:sz w:val="20"/>
                 <w:szCs w:val="20"/>
               </w:rPr>
-              <w:t>/mnt/</w:t>
-            </w:r>
-            <w:proofErr w:type="spellStart"/>
-            <w:r>
-              <w:rPr>
-                <w:rFonts w:ascii="Courier New" w:eastAsia="Courier New" w:hAnsi="Courier New" w:cs="Courier New"/>
-                <w:sz w:val="20"/>
-                <w:szCs w:val="20"/>
-              </w:rPr>
-              <w:t>datapool</w:t>
-            </w:r>
-            <w:proofErr w:type="spellEnd"/>
-            <w:r>
-              <w:rPr>
-                <w:rFonts w:ascii="Courier New" w:eastAsia="Courier New" w:hAnsi="Courier New" w:cs="Courier New"/>
-                <w:sz w:val="20"/>
-                <w:szCs w:val="20"/>
-              </w:rPr>
-              <w:t>/backups</w:t>
+              <w:t>/mnt/datapool/backups</w:t>
             </w:r>
           </w:p>
         </w:tc>
@@ -7872,12 +6761,6 @@
         </w:tc>
       </w:tr>
       <w:tr>
-        <w:tblPrEx>
-          <w:tblCellMar>
-            <w:top w:w="0" w:type="dxa"/>
-            <w:bottom w:w="0" w:type="dxa"/>
-          </w:tblCellMar>
-        </w:tblPrEx>
         <w:tc>
           <w:tcPr>
             <w:tcW w:w="2000" w:type="dxa"/>
@@ -7895,8 +6778,6 @@
             </w:tcMar>
           </w:tcPr>
           <w:p>
-            <w:proofErr w:type="spellStart"/>
-            <w:proofErr w:type="gramStart"/>
             <w:r>
               <w:rPr>
                 <w:sz w:val="20"/>
@@ -7904,8 +6785,6 @@
               </w:rPr>
               <w:t>vms</w:t>
             </w:r>
-            <w:proofErr w:type="spellEnd"/>
-            <w:proofErr w:type="gramEnd"/>
           </w:p>
         </w:tc>
         <w:tc>
@@ -7931,36 +6810,8 @@
                 <w:sz w:val="20"/>
                 <w:szCs w:val="20"/>
               </w:rPr>
-              <w:t>/mnt/</w:t>
-            </w:r>
-            <w:proofErr w:type="spellStart"/>
-            <w:r>
-              <w:rPr>
-                <w:rFonts w:ascii="Courier New" w:eastAsia="Courier New" w:hAnsi="Courier New" w:cs="Courier New"/>
-                <w:sz w:val="20"/>
-                <w:szCs w:val="20"/>
-              </w:rPr>
-              <w:t>datapool</w:t>
-            </w:r>
-            <w:proofErr w:type="spellEnd"/>
-            <w:r>
-              <w:rPr>
-                <w:rFonts w:ascii="Courier New" w:eastAsia="Courier New" w:hAnsi="Courier New" w:cs="Courier New"/>
-                <w:sz w:val="20"/>
-                <w:szCs w:val="20"/>
-              </w:rPr>
-              <w:t>/</w:t>
-            </w:r>
-            <w:proofErr w:type="spellStart"/>
-            <w:r>
-              <w:rPr>
-                <w:rFonts w:ascii="Courier New" w:eastAsia="Courier New" w:hAnsi="Courier New" w:cs="Courier New"/>
-                <w:sz w:val="20"/>
-                <w:szCs w:val="20"/>
-              </w:rPr>
-              <w:t>vms</w:t>
-            </w:r>
-            <w:proofErr w:type="spellEnd"/>
+              <w:t>/mnt/datapool/vms</w:t>
+            </w:r>
           </w:p>
         </w:tc>
         <w:tc>
@@ -8013,27 +6864,11 @@
           <w:lang w:val="en-GB"/>
         </w:rPr>
       </w:pPr>
-      <w:proofErr w:type="spellStart"/>
-      <w:proofErr w:type="gramStart"/>
       <w:r>
         <w:rPr>
           <w:lang w:val="en-GB"/>
         </w:rPr>
-        <w:t>Activer</w:t>
-      </w:r>
-      <w:proofErr w:type="spellEnd"/>
-      <w:r>
-        <w:rPr>
-          <w:lang w:val="en-GB"/>
-        </w:rPr>
-        <w:t xml:space="preserve"> :</w:t>
-      </w:r>
-      <w:proofErr w:type="gramEnd"/>
-      <w:r>
-        <w:rPr>
-          <w:lang w:val="en-GB"/>
-        </w:rPr>
-        <w:t xml:space="preserve"> System → Services → SMB → Start + Enable automatic start</w:t>
+        <w:t>Activer : System → Services → SMB → Start + Enable automatic start</w:t>
       </w:r>
     </w:p>
     <w:p>
@@ -8048,47 +6883,11 @@
           <w:lang w:val="en-GB"/>
         </w:rPr>
       </w:pPr>
-      <w:proofErr w:type="spellStart"/>
       <w:r>
         <w:rPr>
           <w:lang w:val="en-GB"/>
         </w:rPr>
-        <w:t>Créer</w:t>
-      </w:r>
-      <w:proofErr w:type="spellEnd"/>
-      <w:r>
-        <w:rPr>
-          <w:lang w:val="en-GB"/>
-        </w:rPr>
-        <w:t xml:space="preserve"> un </w:t>
-      </w:r>
-      <w:proofErr w:type="gramStart"/>
-      <w:r>
-        <w:rPr>
-          <w:lang w:val="en-GB"/>
-        </w:rPr>
-        <w:t>user :</w:t>
-      </w:r>
-      <w:proofErr w:type="gramEnd"/>
-      <w:r>
-        <w:rPr>
-          <w:lang w:val="en-GB"/>
-        </w:rPr>
-        <w:t xml:space="preserve"> Credentials → Local Users → Add (</w:t>
-      </w:r>
-      <w:proofErr w:type="spellStart"/>
-      <w:r>
-        <w:rPr>
-          <w:lang w:val="en-GB"/>
-        </w:rPr>
-        <w:t>activer</w:t>
-      </w:r>
-      <w:proofErr w:type="spellEnd"/>
-      <w:r>
-        <w:rPr>
-          <w:lang w:val="en-GB"/>
-        </w:rPr>
-        <w:t xml:space="preserve"> SMB Access)</w:t>
+        <w:t>Créer un user : Credentials → Local Users → Add (activer SMB Access)</w:t>
       </w:r>
     </w:p>
     <w:p>
@@ -8101,23 +6900,7 @@
         <w:spacing w:before="50" w:after="50"/>
       </w:pPr>
       <w:r>
-        <w:t xml:space="preserve">Créer les partages : </w:t>
-      </w:r>
-      <w:proofErr w:type="spellStart"/>
-      <w:r>
-        <w:t>Shares</w:t>
-      </w:r>
-      <w:proofErr w:type="spellEnd"/>
-      <w:r>
-        <w:t xml:space="preserve"> → Windows </w:t>
-      </w:r>
-      <w:proofErr w:type="spellStart"/>
-      <w:r>
-        <w:t>Shares</w:t>
-      </w:r>
-      <w:proofErr w:type="spellEnd"/>
-      <w:r>
-        <w:t xml:space="preserve"> (SMB) → Add</w:t>
+        <w:t>Créer les partages : Shares → Windows Shares (SMB) → Add</w:t>
       </w:r>
     </w:p>
     <w:p>
@@ -8182,29 +6965,7 @@
           <w:sz w:val="18"/>
           <w:szCs w:val="18"/>
         </w:rPr>
-        <w:t xml:space="preserve">Figure 7 — Les 3 </w:t>
-      </w:r>
-      <w:proofErr w:type="spellStart"/>
-      <w:r>
-        <w:rPr>
-          <w:i/>
-          <w:iCs/>
-          <w:color w:val="666666"/>
-          <w:sz w:val="18"/>
-          <w:szCs w:val="18"/>
-        </w:rPr>
-        <w:t>users</w:t>
-      </w:r>
-      <w:proofErr w:type="spellEnd"/>
-      <w:r>
-        <w:rPr>
-          <w:i/>
-          <w:iCs/>
-          <w:color w:val="666666"/>
-          <w:sz w:val="18"/>
-          <w:szCs w:val="18"/>
-        </w:rPr>
-        <w:t xml:space="preserve"> TrueNAS : root, truenas_admin, VOTRE_USER</w:t>
+        <w:t>Figure 7 — Les 3 users TrueNAS : root, truenas_admin, VOTRE_USER</w:t>
       </w:r>
     </w:p>
     <w:p>
@@ -8253,7 +7014,6 @@
         <w:spacing w:before="60" w:after="60"/>
         <w:ind w:left="360"/>
       </w:pPr>
-      <w:proofErr w:type="gramStart"/>
       <w:r>
         <w:rPr>
           <w:rFonts w:ascii="Courier New" w:eastAsia="Courier New" w:hAnsi="Courier New" w:cs="Courier New"/>
@@ -8261,82 +7021,8 @@
           <w:sz w:val="19"/>
           <w:szCs w:val="19"/>
         </w:rPr>
-        <w:t>net</w:t>
-      </w:r>
-      <w:proofErr w:type="gramEnd"/>
-      <w:r>
-        <w:rPr>
-          <w:rFonts w:ascii="Courier New" w:eastAsia="Courier New" w:hAnsi="Courier New" w:cs="Courier New"/>
-          <w:color w:val="333333"/>
-          <w:sz w:val="19"/>
-          <w:szCs w:val="19"/>
-        </w:rPr>
-        <w:t xml:space="preserve"> use </w:t>
-      </w:r>
-      <w:proofErr w:type="gramStart"/>
-      <w:r>
-        <w:rPr>
-          <w:rFonts w:ascii="Courier New" w:eastAsia="Courier New" w:hAnsi="Courier New" w:cs="Courier New"/>
-          <w:color w:val="333333"/>
-          <w:sz w:val="19"/>
-          <w:szCs w:val="19"/>
-        </w:rPr>
-        <w:t>Z:</w:t>
-      </w:r>
-      <w:proofErr w:type="gramEnd"/>
-      <w:r>
-        <w:rPr>
-          <w:rFonts w:ascii="Courier New" w:eastAsia="Courier New" w:hAnsi="Courier New" w:cs="Courier New"/>
-          <w:color w:val="333333"/>
-          <w:sz w:val="19"/>
-          <w:szCs w:val="19"/>
-        </w:rPr>
-        <w:t xml:space="preserve"> \\IP_TRUENAS\backups /</w:t>
-      </w:r>
-      <w:proofErr w:type="spellStart"/>
-      <w:proofErr w:type="gramStart"/>
-      <w:r>
-        <w:rPr>
-          <w:rFonts w:ascii="Courier New" w:eastAsia="Courier New" w:hAnsi="Courier New" w:cs="Courier New"/>
-          <w:color w:val="333333"/>
-          <w:sz w:val="19"/>
-          <w:szCs w:val="19"/>
-        </w:rPr>
-        <w:t>user:VOTRE</w:t>
-      </w:r>
-      <w:proofErr w:type="gramEnd"/>
-      <w:r>
-        <w:rPr>
-          <w:rFonts w:ascii="Courier New" w:eastAsia="Courier New" w:hAnsi="Courier New" w:cs="Courier New"/>
-          <w:color w:val="333333"/>
-          <w:sz w:val="19"/>
-          <w:szCs w:val="19"/>
-        </w:rPr>
-        <w:t>_USER</w:t>
-      </w:r>
-      <w:proofErr w:type="spellEnd"/>
-      <w:r>
-        <w:rPr>
-          <w:rFonts w:ascii="Courier New" w:eastAsia="Courier New" w:hAnsi="Courier New" w:cs="Courier New"/>
-          <w:color w:val="333333"/>
-          <w:sz w:val="19"/>
-          <w:szCs w:val="19"/>
-        </w:rPr>
-        <w:t xml:space="preserve"> VOTRE_MDP_TRUENAS /</w:t>
-      </w:r>
-      <w:proofErr w:type="spellStart"/>
-      <w:proofErr w:type="gramStart"/>
-      <w:r>
-        <w:rPr>
-          <w:rFonts w:ascii="Courier New" w:eastAsia="Courier New" w:hAnsi="Courier New" w:cs="Courier New"/>
-          <w:color w:val="333333"/>
-          <w:sz w:val="19"/>
-          <w:szCs w:val="19"/>
-        </w:rPr>
-        <w:t>persistent:yes</w:t>
-      </w:r>
-      <w:proofErr w:type="spellEnd"/>
-      <w:proofErr w:type="gramEnd"/>
+        <w:t>net use Z: \\IP_TRUENAS\backups /user:VOTRE_USER VOTRE_MDP_TRUENAS /persistent:yes</w:t>
+      </w:r>
     </w:p>
     <w:p>
       <w:pPr>
@@ -8347,33 +7033,11 @@
         <w:spacing w:before="80" w:after="80"/>
         <w:ind w:left="360"/>
       </w:pPr>
-      <w:proofErr w:type="gramStart"/>
       <w:r>
         <w:rPr>
           <w:color w:val="1F4E79"/>
         </w:rPr>
-        <w:t>💡  VOTRE</w:t>
-      </w:r>
-      <w:proofErr w:type="gramEnd"/>
-      <w:r>
-        <w:rPr>
-          <w:color w:val="1F4E79"/>
-        </w:rPr>
-        <w:t xml:space="preserve">_MDP_TRUENAS = le mot de passe du compte TrueNAS (pas le mot de passe Windows de ton PC). C’est celui que tu as défini dans Credentials → Local </w:t>
-      </w:r>
-      <w:proofErr w:type="spellStart"/>
-      <w:r>
-        <w:rPr>
-          <w:color w:val="1F4E79"/>
-        </w:rPr>
-        <w:t>Users</w:t>
-      </w:r>
-      <w:proofErr w:type="spellEnd"/>
-      <w:r>
-        <w:rPr>
-          <w:color w:val="1F4E79"/>
-        </w:rPr>
-        <w:t xml:space="preserve"> sur l’interface TrueNAS.</w:t>
+        <w:t>💡  VOTRE_MDP_TRUENAS = le mot de passe du compte TrueNAS (pas le mot de passe Windows de ton PC). C’est celui que tu as défini dans Credentials → Local Users sur l’interface TrueNAS.</w:t>
       </w:r>
     </w:p>
     <w:p>
@@ -8398,15 +7062,7 @@
         <w:spacing w:before="80" w:after="80"/>
       </w:pPr>
       <w:r>
-        <w:t xml:space="preserve">Les snapshots ZFS </w:t>
-      </w:r>
-      <w:proofErr w:type="gramStart"/>
-      <w:r>
-        <w:t>c'est</w:t>
-      </w:r>
-      <w:proofErr w:type="gramEnd"/>
-      <w:r>
-        <w:t xml:space="preserve"> des photos des données à un instant T. Si tu supprimes un fichier par erreur, tu peux le restaurer depuis un snapshot.</w:t>
+        <w:t>Les snapshots ZFS c'est des photos des données à un instant T. Si tu supprimes un fichier par erreur, tu peux le restaurer depuis un snapshot.</w:t>
       </w:r>
     </w:p>
     <w:p>
@@ -8456,12 +7112,6 @@
         <w:gridCol w:w="2526"/>
       </w:tblGrid>
       <w:tr>
-        <w:tblPrEx>
-          <w:tblCellMar>
-            <w:top w:w="0" w:type="dxa"/>
-            <w:bottom w:w="0" w:type="dxa"/>
-          </w:tblCellMar>
-        </w:tblPrEx>
         <w:tc>
           <w:tcPr>
             <w:tcW w:w="2500" w:type="dxa"/>
@@ -8584,12 +7234,6 @@
         </w:tc>
       </w:tr>
       <w:tr>
-        <w:tblPrEx>
-          <w:tblCellMar>
-            <w:top w:w="0" w:type="dxa"/>
-            <w:bottom w:w="0" w:type="dxa"/>
-          </w:tblCellMar>
-        </w:tblPrEx>
         <w:tc>
           <w:tcPr>
             <w:tcW w:w="2500" w:type="dxa"/>
@@ -8607,23 +7251,12 @@
             </w:tcMar>
           </w:tcPr>
           <w:p>
-            <w:proofErr w:type="spellStart"/>
-            <w:proofErr w:type="gramStart"/>
-            <w:r>
-              <w:rPr>
-                <w:sz w:val="20"/>
-                <w:szCs w:val="20"/>
-              </w:rPr>
-              <w:t>datapool</w:t>
-            </w:r>
-            <w:proofErr w:type="spellEnd"/>
-            <w:proofErr w:type="gramEnd"/>
-            <w:r>
-              <w:rPr>
-                <w:sz w:val="20"/>
-                <w:szCs w:val="20"/>
-              </w:rPr>
-              <w:t>/documents</w:t>
+            <w:r>
+              <w:rPr>
+                <w:sz w:val="20"/>
+                <w:szCs w:val="20"/>
+              </w:rPr>
+              <w:t>datapool/documents</w:t>
             </w:r>
           </w:p>
         </w:tc>
@@ -8696,32 +7329,17 @@
             </w:tcMar>
           </w:tcPr>
           <w:p>
-            <w:proofErr w:type="gramStart"/>
-            <w:r>
-              <w:rPr>
-                <w:sz w:val="20"/>
-                <w:szCs w:val="20"/>
-              </w:rPr>
-              <w:t>00:</w:t>
-            </w:r>
-            <w:proofErr w:type="gramEnd"/>
-            <w:r>
-              <w:rPr>
-                <w:sz w:val="20"/>
-                <w:szCs w:val="20"/>
-              </w:rPr>
-              <w:t>00</w:t>
+            <w:r>
+              <w:rPr>
+                <w:sz w:val="20"/>
+                <w:szCs w:val="20"/>
+              </w:rPr>
+              <w:t>00:00</w:t>
             </w:r>
           </w:p>
         </w:tc>
       </w:tr>
       <w:tr>
-        <w:tblPrEx>
-          <w:tblCellMar>
-            <w:top w:w="0" w:type="dxa"/>
-            <w:bottom w:w="0" w:type="dxa"/>
-          </w:tblCellMar>
-        </w:tblPrEx>
         <w:tc>
           <w:tcPr>
             <w:tcW w:w="2500" w:type="dxa"/>
@@ -8739,23 +7357,12 @@
             </w:tcMar>
           </w:tcPr>
           <w:p>
-            <w:proofErr w:type="spellStart"/>
-            <w:proofErr w:type="gramStart"/>
-            <w:r>
-              <w:rPr>
-                <w:sz w:val="20"/>
-                <w:szCs w:val="20"/>
-              </w:rPr>
-              <w:t>datapool</w:t>
-            </w:r>
-            <w:proofErr w:type="spellEnd"/>
-            <w:proofErr w:type="gramEnd"/>
-            <w:r>
-              <w:rPr>
-                <w:sz w:val="20"/>
-                <w:szCs w:val="20"/>
-              </w:rPr>
-              <w:t>/backups</w:t>
+            <w:r>
+              <w:rPr>
+                <w:sz w:val="20"/>
+                <w:szCs w:val="20"/>
+              </w:rPr>
+              <w:t>datapool/backups</w:t>
             </w:r>
           </w:p>
         </w:tc>
@@ -8828,32 +7435,17 @@
             </w:tcMar>
           </w:tcPr>
           <w:p>
-            <w:proofErr w:type="gramStart"/>
-            <w:r>
-              <w:rPr>
-                <w:sz w:val="20"/>
-                <w:szCs w:val="20"/>
-              </w:rPr>
-              <w:t>01:</w:t>
-            </w:r>
-            <w:proofErr w:type="gramEnd"/>
-            <w:r>
-              <w:rPr>
-                <w:sz w:val="20"/>
-                <w:szCs w:val="20"/>
-              </w:rPr>
-              <w:t>00</w:t>
+            <w:r>
+              <w:rPr>
+                <w:sz w:val="20"/>
+                <w:szCs w:val="20"/>
+              </w:rPr>
+              <w:t>01:00</w:t>
             </w:r>
           </w:p>
         </w:tc>
       </w:tr>
       <w:tr>
-        <w:tblPrEx>
-          <w:tblCellMar>
-            <w:top w:w="0" w:type="dxa"/>
-            <w:bottom w:w="0" w:type="dxa"/>
-          </w:tblCellMar>
-        </w:tblPrEx>
         <w:tc>
           <w:tcPr>
             <w:tcW w:w="2500" w:type="dxa"/>
@@ -8871,23 +7463,12 @@
             </w:tcMar>
           </w:tcPr>
           <w:p>
-            <w:proofErr w:type="spellStart"/>
-            <w:proofErr w:type="gramStart"/>
-            <w:r>
-              <w:rPr>
-                <w:sz w:val="20"/>
-                <w:szCs w:val="20"/>
-              </w:rPr>
-              <w:t>datapool</w:t>
-            </w:r>
-            <w:proofErr w:type="spellEnd"/>
-            <w:proofErr w:type="gramEnd"/>
-            <w:r>
-              <w:rPr>
-                <w:sz w:val="20"/>
-                <w:szCs w:val="20"/>
-              </w:rPr>
-              <w:t>/media</w:t>
+            <w:r>
+              <w:rPr>
+                <w:sz w:val="20"/>
+                <w:szCs w:val="20"/>
+              </w:rPr>
+              <w:t>datapool/media</w:t>
             </w:r>
           </w:p>
         </w:tc>
@@ -8960,32 +7541,17 @@
             </w:tcMar>
           </w:tcPr>
           <w:p>
-            <w:proofErr w:type="gramStart"/>
-            <w:r>
-              <w:rPr>
-                <w:sz w:val="20"/>
-                <w:szCs w:val="20"/>
-              </w:rPr>
-              <w:t>02:</w:t>
-            </w:r>
-            <w:proofErr w:type="gramEnd"/>
-            <w:r>
-              <w:rPr>
-                <w:sz w:val="20"/>
-                <w:szCs w:val="20"/>
-              </w:rPr>
-              <w:t>00</w:t>
+            <w:r>
+              <w:rPr>
+                <w:sz w:val="20"/>
+                <w:szCs w:val="20"/>
+              </w:rPr>
+              <w:t>02:00</w:t>
             </w:r>
           </w:p>
         </w:tc>
       </w:tr>
       <w:tr>
-        <w:tblPrEx>
-          <w:tblCellMar>
-            <w:top w:w="0" w:type="dxa"/>
-            <w:bottom w:w="0" w:type="dxa"/>
-          </w:tblCellMar>
-        </w:tblPrEx>
         <w:tc>
           <w:tcPr>
             <w:tcW w:w="2500" w:type="dxa"/>
@@ -9003,33 +7569,13 @@
             </w:tcMar>
           </w:tcPr>
           <w:p>
-            <w:proofErr w:type="spellStart"/>
-            <w:proofErr w:type="gramStart"/>
-            <w:r>
-              <w:rPr>
-                <w:sz w:val="20"/>
-                <w:szCs w:val="20"/>
-              </w:rPr>
-              <w:t>datapool</w:t>
-            </w:r>
-            <w:proofErr w:type="spellEnd"/>
-            <w:proofErr w:type="gramEnd"/>
-            <w:r>
-              <w:rPr>
-                <w:sz w:val="20"/>
-                <w:szCs w:val="20"/>
-              </w:rPr>
-              <w:t>/</w:t>
-            </w:r>
-            <w:proofErr w:type="spellStart"/>
-            <w:r>
-              <w:rPr>
-                <w:sz w:val="20"/>
-                <w:szCs w:val="20"/>
-              </w:rPr>
-              <w:t>vms</w:t>
-            </w:r>
-            <w:proofErr w:type="spellEnd"/>
+            <w:r>
+              <w:rPr>
+                <w:sz w:val="20"/>
+                <w:szCs w:val="20"/>
+              </w:rPr>
+              <w:t>datapool/vms</w:t>
+            </w:r>
           </w:p>
         </w:tc>
         <w:tc>
@@ -9101,21 +7647,12 @@
             </w:tcMar>
           </w:tcPr>
           <w:p>
-            <w:proofErr w:type="gramStart"/>
-            <w:r>
-              <w:rPr>
-                <w:sz w:val="20"/>
-                <w:szCs w:val="20"/>
-              </w:rPr>
-              <w:t>03:</w:t>
-            </w:r>
-            <w:proofErr w:type="gramEnd"/>
-            <w:r>
-              <w:rPr>
-                <w:sz w:val="20"/>
-                <w:szCs w:val="20"/>
-              </w:rPr>
-              <w:t>00</w:t>
+            <w:r>
+              <w:rPr>
+                <w:sz w:val="20"/>
+                <w:szCs w:val="20"/>
+              </w:rPr>
+              <w:t>03:00</w:t>
             </w:r>
           </w:p>
         </w:tc>
@@ -9180,12 +7717,6 @@
         <w:gridCol w:w="6026"/>
       </w:tblGrid>
       <w:tr>
-        <w:tblPrEx>
-          <w:tblCellMar>
-            <w:top w:w="0" w:type="dxa"/>
-            <w:bottom w:w="0" w:type="dxa"/>
-          </w:tblCellMar>
-        </w:tblPrEx>
         <w:tc>
           <w:tcPr>
             <w:tcW w:w="3000" w:type="dxa"/>
@@ -9232,36 +7763,18 @@
             </w:tcMar>
           </w:tcPr>
           <w:p>
-            <w:proofErr w:type="spellStart"/>
-            <w:proofErr w:type="gramStart"/>
             <w:r>
               <w:rPr>
                 <w:rFonts w:ascii="Courier New" w:eastAsia="Courier New" w:hAnsi="Courier New" w:cs="Courier New"/>
                 <w:sz w:val="20"/>
                 <w:szCs w:val="20"/>
               </w:rPr>
-              <w:t>truenas</w:t>
-            </w:r>
-            <w:proofErr w:type="gramEnd"/>
-            <w:r>
-              <w:rPr>
-                <w:rFonts w:ascii="Courier New" w:eastAsia="Courier New" w:hAnsi="Courier New" w:cs="Courier New"/>
-                <w:sz w:val="20"/>
-                <w:szCs w:val="20"/>
-              </w:rPr>
-              <w:t>-vms</w:t>
-            </w:r>
-            <w:proofErr w:type="spellEnd"/>
+              <w:t>truenas-vms</w:t>
+            </w:r>
           </w:p>
         </w:tc>
       </w:tr>
       <w:tr>
-        <w:tblPrEx>
-          <w:tblCellMar>
-            <w:top w:w="0" w:type="dxa"/>
-            <w:bottom w:w="0" w:type="dxa"/>
-          </w:tblCellMar>
-        </w:tblPrEx>
         <w:tc>
           <w:tcPr>
             <w:tcW w:w="3000" w:type="dxa"/>
@@ -9314,54 +7827,12 @@
                 <w:sz w:val="20"/>
                 <w:szCs w:val="20"/>
               </w:rPr>
-              <w:t xml:space="preserve">Every </w:t>
-            </w:r>
-            <w:proofErr w:type="spellStart"/>
-            <w:r>
-              <w:rPr>
-                <w:rFonts w:ascii="Courier New" w:eastAsia="Courier New" w:hAnsi="Courier New" w:cs="Courier New"/>
-                <w:sz w:val="20"/>
-                <w:szCs w:val="20"/>
-              </w:rPr>
-              <w:t>day</w:t>
-            </w:r>
-            <w:proofErr w:type="spellEnd"/>
-            <w:r>
-              <w:rPr>
-                <w:rFonts w:ascii="Courier New" w:eastAsia="Courier New" w:hAnsi="Courier New" w:cs="Courier New"/>
-                <w:sz w:val="20"/>
-                <w:szCs w:val="20"/>
-              </w:rPr>
-              <w:t xml:space="preserve"> — </w:t>
-            </w:r>
-            <w:proofErr w:type="gramStart"/>
-            <w:r>
-              <w:rPr>
-                <w:rFonts w:ascii="Courier New" w:eastAsia="Courier New" w:hAnsi="Courier New" w:cs="Courier New"/>
-                <w:sz w:val="20"/>
-                <w:szCs w:val="20"/>
-              </w:rPr>
-              <w:t>04:</w:t>
-            </w:r>
-            <w:proofErr w:type="gramEnd"/>
-            <w:r>
-              <w:rPr>
-                <w:rFonts w:ascii="Courier New" w:eastAsia="Courier New" w:hAnsi="Courier New" w:cs="Courier New"/>
-                <w:sz w:val="20"/>
-                <w:szCs w:val="20"/>
-              </w:rPr>
-              <w:t>00</w:t>
+              <w:t>Every day — 04:00</w:t>
             </w:r>
           </w:p>
         </w:tc>
       </w:tr>
       <w:tr>
-        <w:tblPrEx>
-          <w:tblCellMar>
-            <w:top w:w="0" w:type="dxa"/>
-            <w:bottom w:w="0" w:type="dxa"/>
-          </w:tblCellMar>
-        </w:tblPrEx>
         <w:tc>
           <w:tcPr>
             <w:tcW w:w="3000" w:type="dxa"/>
@@ -9420,12 +7891,6 @@
         </w:tc>
       </w:tr>
       <w:tr>
-        <w:tblPrEx>
-          <w:tblCellMar>
-            <w:top w:w="0" w:type="dxa"/>
-            <w:bottom w:w="0" w:type="dxa"/>
-          </w:tblCellMar>
-        </w:tblPrEx>
         <w:tc>
           <w:tcPr>
             <w:tcW w:w="3000" w:type="dxa"/>
@@ -9484,12 +7949,6 @@
         </w:tc>
       </w:tr>
       <w:tr>
-        <w:tblPrEx>
-          <w:tblCellMar>
-            <w:top w:w="0" w:type="dxa"/>
-            <w:bottom w:w="0" w:type="dxa"/>
-          </w:tblCellMar>
-        </w:tblPrEx>
         <w:tc>
           <w:tcPr>
             <w:tcW w:w="3000" w:type="dxa"/>
@@ -9508,7 +7967,6 @@
             </w:tcMar>
           </w:tcPr>
           <w:p>
-            <w:proofErr w:type="spellStart"/>
             <w:r>
               <w:rPr>
                 <w:b/>
@@ -9518,7 +7976,6 @@
               </w:rPr>
               <w:t>Retention</w:t>
             </w:r>
-            <w:proofErr w:type="spellEnd"/>
           </w:p>
         </w:tc>
         <w:tc>
@@ -9550,12 +8007,6 @@
         </w:tc>
       </w:tr>
       <w:tr>
-        <w:tblPrEx>
-          <w:tblCellMar>
-            <w:top w:w="0" w:type="dxa"/>
-            <w:bottom w:w="0" w:type="dxa"/>
-          </w:tblCellMar>
-        </w:tblPrEx>
         <w:tc>
           <w:tcPr>
             <w:tcW w:w="3000" w:type="dxa"/>
@@ -9647,12 +8098,6 @@
         <w:gridCol w:w="4526"/>
       </w:tblGrid>
       <w:tr>
-        <w:tblPrEx>
-          <w:tblCellMar>
-            <w:top w:w="0" w:type="dxa"/>
-            <w:bottom w:w="0" w:type="dxa"/>
-          </w:tblCellMar>
-        </w:tblPrEx>
         <w:tc>
           <w:tcPr>
             <w:tcW w:w="2500" w:type="dxa"/>
@@ -9745,12 +8190,6 @@
         </w:tc>
       </w:tr>
       <w:tr>
-        <w:tblPrEx>
-          <w:tblCellMar>
-            <w:top w:w="0" w:type="dxa"/>
-            <w:bottom w:w="0" w:type="dxa"/>
-          </w:tblCellMar>
-        </w:tblPrEx>
         <w:tc>
           <w:tcPr>
             <w:tcW w:w="2500" w:type="dxa"/>
@@ -9768,7 +8207,6 @@
             </w:tcMar>
           </w:tcPr>
           <w:p>
-            <w:proofErr w:type="gramStart"/>
             <w:r>
               <w:rPr>
                 <w:sz w:val="20"/>
@@ -9776,7 +8214,6 @@
               </w:rPr>
               <w:t>root</w:t>
             </w:r>
-            <w:proofErr w:type="gramEnd"/>
           </w:p>
         </w:tc>
         <w:tc>
@@ -9822,32 +8259,17 @@
             </w:tcMar>
           </w:tcPr>
           <w:p>
-            <w:proofErr w:type="spellStart"/>
-            <w:r>
-              <w:rPr>
-                <w:sz w:val="20"/>
-                <w:szCs w:val="20"/>
-              </w:rPr>
-              <w:t>Superutilisateur</w:t>
-            </w:r>
-            <w:proofErr w:type="spellEnd"/>
-            <w:r>
-              <w:rPr>
-                <w:sz w:val="20"/>
-                <w:szCs w:val="20"/>
-              </w:rPr>
-              <w:t xml:space="preserve"> OS — ne jamais utiliser directement</w:t>
+            <w:r>
+              <w:rPr>
+                <w:sz w:val="20"/>
+                <w:szCs w:val="20"/>
+              </w:rPr>
+              <w:t>Superutilisateur OS — ne jamais utiliser directement</w:t>
             </w:r>
           </w:p>
         </w:tc>
       </w:tr>
       <w:tr>
-        <w:tblPrEx>
-          <w:tblCellMar>
-            <w:top w:w="0" w:type="dxa"/>
-            <w:bottom w:w="0" w:type="dxa"/>
-          </w:tblCellMar>
-        </w:tblPrEx>
         <w:tc>
           <w:tcPr>
             <w:tcW w:w="2500" w:type="dxa"/>
@@ -9865,21 +8287,12 @@
             </w:tcMar>
           </w:tcPr>
           <w:p>
-            <w:proofErr w:type="gramStart"/>
-            <w:r>
-              <w:rPr>
-                <w:sz w:val="20"/>
-                <w:szCs w:val="20"/>
-              </w:rPr>
-              <w:t>truenas</w:t>
-            </w:r>
-            <w:proofErr w:type="gramEnd"/>
-            <w:r>
-              <w:rPr>
-                <w:sz w:val="20"/>
-                <w:szCs w:val="20"/>
-              </w:rPr>
-              <w:t>_admin</w:t>
+            <w:r>
+              <w:rPr>
+                <w:sz w:val="20"/>
+                <w:szCs w:val="20"/>
+              </w:rPr>
+              <w:t>truenas_admin</w:t>
             </w:r>
           </w:p>
         </w:tc>
@@ -9937,12 +8350,6 @@
         </w:tc>
       </w:tr>
       <w:tr>
-        <w:tblPrEx>
-          <w:tblCellMar>
-            <w:top w:w="0" w:type="dxa"/>
-            <w:bottom w:w="0" w:type="dxa"/>
-          </w:tblCellMar>
-        </w:tblPrEx>
         <w:tc>
           <w:tcPr>
             <w:tcW w:w="2500" w:type="dxa"/>
@@ -10032,19 +8439,6 @@
         <w:t>11. Prochaines étapes</w:t>
       </w:r>
       <w:bookmarkEnd w:id="36"/>
-    </w:p>
-    <w:p>
-      <w:pPr>
-        <w:pStyle w:val="Paragraphedeliste"/>
-        <w:numPr>
-          <w:ilvl w:val="0"/>
-          <w:numId w:val="2"/>
-        </w:numPr>
-        <w:spacing w:before="50" w:after="50"/>
-      </w:pPr>
-      <w:r>
-        <w:t>⬜ Brancher le 2ème disque Toshiba → Mirror RAID (redondance)</w:t>
-      </w:r>
     </w:p>
     <w:p>
       <w:pPr>
